--- a/Laporan_CIFAR10/4_GrayAvg_test.docx
+++ b/Laporan_CIFAR10/4_GrayAvg_test.docx
@@ -348,6 +348,20 @@
         <w:t>3. Environment dan Konfigurasi</w:t>
       </w:r>
     </w:p>
+    <w:p>
+      <w:pPr>
+        <w:spacing w:before="0" w:after="100" w:line="276" w:lineRule="auto"/>
+        <w:jc w:val="both"/>
+      </w:pPr>
+      <w:r>
+        <w:rPr>
+          <w:rFonts w:ascii="Times New Roman" w:hAnsi="Times New Roman"/>
+          <w:i w:val="0"/>
+          <w:sz w:val="23"/>
+        </w:rPr>
+        <w:t>Berikut rincian spesifikasi lingkungan komputasi, perangkat keras, dan konfigurasi sistem yang digunakan pada pengujian ini:</w:t>
+      </w:r>
+    </w:p>
     <w:tbl>
       <w:tblPr>
         <w:tblW w:type="auto" w:w="0"/>
@@ -355,12 +369,12 @@
         <w:tblLayout w:type="fixed"/>
         <w:tblLook w:firstColumn="1" w:firstRow="1" w:lastColumn="0" w:lastRow="0" w:noHBand="0" w:noVBand="1" w:val="04A0"/>
         <w:tblBorders>
-          <w:top w:val="single" w:sz="4" w:space="0" w:color="C5D0C8"/>
-          <w:bottom w:val="single" w:sz="4" w:space="0" w:color="C5D0C8"/>
-          <w:insideH w:val="single" w:sz="4" w:space="0" w:color="C5D0C8"/>
-          <w:insideV w:val="none"/>
-          <w:left w:val="none"/>
-          <w:right w:val="none"/>
+          <w:top w:val="single" w:sz="4" w:space="0" w:color="000000"/>
+          <w:bottom w:val="single" w:sz="4" w:space="0" w:color="000000"/>
+          <w:left w:val="single" w:sz="4" w:space="0" w:color="000000"/>
+          <w:right w:val="single" w:sz="4" w:space="0" w:color="000000"/>
+          <w:insideH w:val="single" w:sz="4" w:space="0" w:color="000000"/>
+          <w:insideV w:val="single" w:sz="4" w:space="0" w:color="000000"/>
         </w:tblBorders>
       </w:tblPr>
       <w:tblGrid>
@@ -370,55 +384,53 @@
       <w:tr>
         <w:tc>
           <w:tcPr>
-            <w:tcW w:type="dxa" w:w="3456"/>
-            <w:shd w:fill="2E5339"/>
+            <w:tcW w:type="dxa" w:w="2592"/>
+            <w:shd w:fill="FFFFFF"/>
             <w:tcMar>
-              <w:top w:w="120" w:type="dxa"/>
-              <w:bottom w:w="120" w:type="dxa"/>
-              <w:left w:w="140" w:type="dxa"/>
-              <w:right w:w="140" w:type="dxa"/>
+              <w:top w:w="100" w:type="dxa"/>
+              <w:bottom w:w="100" w:type="dxa"/>
+              <w:left w:w="130" w:type="dxa"/>
+              <w:right w:w="130" w:type="dxa"/>
             </w:tcMar>
           </w:tcPr>
           <w:p>
             <w:pPr>
-              <w:spacing w:before="0" w:after="0"/>
-              <w:jc w:val="center"/>
+              <w:jc w:val="left"/>
             </w:pPr>
             <w:r>
               <w:rPr>
                 <w:rFonts w:ascii="Times New Roman" w:hAnsi="Times New Roman"/>
                 <w:b/>
-                <w:color w:val="FFFFFF"/>
-                <w:sz w:val="20"/>
+                <w:color w:val="000000"/>
+                <w:sz w:val="21"/>
               </w:rPr>
-              <w:t>Komponen Pengujian</w:t>
+              <w:t>Item</w:t>
             </w:r>
           </w:p>
         </w:tc>
         <w:tc>
           <w:tcPr>
-            <w:tcW w:type="dxa" w:w="5573"/>
-            <w:shd w:fill="2E5339"/>
+            <w:tcW w:type="dxa" w:w="6437"/>
+            <w:shd w:fill="FFFFFF"/>
             <w:tcMar>
-              <w:top w:w="120" w:type="dxa"/>
-              <w:bottom w:w="120" w:type="dxa"/>
-              <w:left w:w="140" w:type="dxa"/>
-              <w:right w:w="140" w:type="dxa"/>
+              <w:top w:w="100" w:type="dxa"/>
+              <w:bottom w:w="100" w:type="dxa"/>
+              <w:left w:w="130" w:type="dxa"/>
+              <w:right w:w="130" w:type="dxa"/>
             </w:tcMar>
           </w:tcPr>
           <w:p>
             <w:pPr>
-              <w:spacing w:before="0" w:after="0"/>
-              <w:jc w:val="center"/>
+              <w:jc w:val="left"/>
             </w:pPr>
             <w:r>
               <w:rPr>
                 <w:rFonts w:ascii="Times New Roman" w:hAnsi="Times New Roman"/>
                 <w:b/>
-                <w:color w:val="FFFFFF"/>
-                <w:sz w:val="20"/>
+                <w:color w:val="000000"/>
+                <w:sz w:val="21"/>
               </w:rPr>
-              <w:t>Keterangan Spesifikasi</w:t>
+              <w:t>Keterangan</w:t>
             </w:r>
           </w:p>
         </w:tc>
@@ -426,49 +438,51 @@
       <w:tr>
         <w:tc>
           <w:tcPr>
-            <w:tcW w:type="dxa" w:w="3456"/>
+            <w:tcW w:type="dxa" w:w="2592"/>
             <w:shd w:fill="FFFFFF"/>
             <w:tcMar>
-              <w:top w:w="80" w:type="dxa"/>
-              <w:bottom w:w="80" w:type="dxa"/>
+              <w:top w:w="85" w:type="dxa"/>
+              <w:bottom w:w="85" w:type="dxa"/>
               <w:left w:w="120" w:type="dxa"/>
               <w:right w:w="120" w:type="dxa"/>
             </w:tcMar>
           </w:tcPr>
           <w:p>
             <w:pPr>
-              <w:spacing w:before="0" w:after="0"/>
               <w:jc w:val="left"/>
             </w:pPr>
             <w:r>
               <w:rPr>
                 <w:rFonts w:ascii="Times New Roman" w:hAnsi="Times New Roman"/>
-                <w:sz w:val="19"/>
+                <w:b w:val="0"/>
+                <w:color w:val="000000"/>
+                <w:sz w:val="20"/>
               </w:rPr>
-              <w:t>Nama Notebook</w:t>
+              <w:t>Sumber Kode</w:t>
             </w:r>
           </w:p>
         </w:tc>
         <w:tc>
           <w:tcPr>
-            <w:tcW w:type="dxa" w:w="5573"/>
+            <w:tcW w:type="dxa" w:w="6437"/>
             <w:shd w:fill="FFFFFF"/>
             <w:tcMar>
-              <w:top w:w="80" w:type="dxa"/>
-              <w:bottom w:w="80" w:type="dxa"/>
+              <w:top w:w="85" w:type="dxa"/>
+              <w:bottom w:w="85" w:type="dxa"/>
               <w:left w:w="120" w:type="dxa"/>
               <w:right w:w="120" w:type="dxa"/>
             </w:tcMar>
           </w:tcPr>
           <w:p>
             <w:pPr>
-              <w:spacing w:before="0" w:after="0"/>
               <w:jc w:val="left"/>
             </w:pPr>
             <w:r>
               <w:rPr>
                 <w:rFonts w:ascii="Times New Roman" w:hAnsi="Times New Roman"/>
-                <w:sz w:val="19"/>
+                <w:b w:val="0"/>
+                <w:color w:val="000000"/>
+                <w:sz w:val="20"/>
               </w:rPr>
               <w:t>4_GrayAvg_test.ipynb</w:t>
             </w:r>
@@ -478,51 +492,53 @@
       <w:tr>
         <w:tc>
           <w:tcPr>
-            <w:tcW w:type="dxa" w:w="3456"/>
-            <w:shd w:fill="F4F7F5"/>
+            <w:tcW w:type="dxa" w:w="2592"/>
+            <w:shd w:fill="FFFFFF"/>
             <w:tcMar>
-              <w:top w:w="80" w:type="dxa"/>
-              <w:bottom w:w="80" w:type="dxa"/>
+              <w:top w:w="85" w:type="dxa"/>
+              <w:bottom w:w="85" w:type="dxa"/>
               <w:left w:w="120" w:type="dxa"/>
               <w:right w:w="120" w:type="dxa"/>
             </w:tcMar>
           </w:tcPr>
           <w:p>
             <w:pPr>
-              <w:spacing w:before="0" w:after="0"/>
               <w:jc w:val="left"/>
             </w:pPr>
             <w:r>
               <w:rPr>
                 <w:rFonts w:ascii="Times New Roman" w:hAnsi="Times New Roman"/>
-                <w:sz w:val="19"/>
+                <w:b w:val="0"/>
+                <w:color w:val="000000"/>
+                <w:sz w:val="20"/>
               </w:rPr>
-              <w:t>Format Test Set</w:t>
+              <w:t>Environment</w:t>
             </w:r>
           </w:p>
         </w:tc>
         <w:tc>
           <w:tcPr>
-            <w:tcW w:type="dxa" w:w="5573"/>
-            <w:shd w:fill="F4F7F5"/>
+            <w:tcW w:type="dxa" w:w="6437"/>
+            <w:shd w:fill="FFFFFF"/>
             <w:tcMar>
-              <w:top w:w="80" w:type="dxa"/>
-              <w:bottom w:w="80" w:type="dxa"/>
+              <w:top w:w="85" w:type="dxa"/>
+              <w:bottom w:w="85" w:type="dxa"/>
               <w:left w:w="120" w:type="dxa"/>
               <w:right w:w="120" w:type="dxa"/>
             </w:tcMar>
           </w:tcPr>
           <w:p>
             <w:pPr>
-              <w:spacing w:before="0" w:after="0"/>
               <w:jc w:val="left"/>
             </w:pPr>
             <w:r>
               <w:rPr>
                 <w:rFonts w:ascii="Times New Roman" w:hAnsi="Times New Roman"/>
-                <w:sz w:val="19"/>
+                <w:b w:val="0"/>
+                <w:color w:val="000000"/>
+                <w:sz w:val="20"/>
               </w:rPr>
-              <w:t>10.000 citra Grayscale Average (32, 32, 1)</w:t>
+              <w:t>Jupyter Notebook (lokal), kernel Python (CNNgpu), TensorFlow 2.10.1, GPU terdeteksi (GPU available: True)</w:t>
             </w:r>
           </w:p>
         </w:tc>
@@ -530,51 +546,53 @@
       <w:tr>
         <w:tc>
           <w:tcPr>
-            <w:tcW w:type="dxa" w:w="3456"/>
+            <w:tcW w:type="dxa" w:w="2592"/>
             <w:shd w:fill="FFFFFF"/>
             <w:tcMar>
-              <w:top w:w="80" w:type="dxa"/>
-              <w:bottom w:w="80" w:type="dxa"/>
+              <w:top w:w="85" w:type="dxa"/>
+              <w:bottom w:w="85" w:type="dxa"/>
               <w:left w:w="120" w:type="dxa"/>
               <w:right w:w="120" w:type="dxa"/>
             </w:tcMar>
           </w:tcPr>
           <w:p>
             <w:pPr>
-              <w:spacing w:before="0" w:after="0"/>
               <w:jc w:val="left"/>
             </w:pPr>
             <w:r>
               <w:rPr>
                 <w:rFonts w:ascii="Times New Roman" w:hAnsi="Times New Roman"/>
-                <w:sz w:val="19"/>
+                <w:b w:val="0"/>
+                <w:color w:val="000000"/>
+                <w:sz w:val="20"/>
               </w:rPr>
-              <w:t>Model CNN yang Diuji</w:t>
+              <w:t>CPU</w:t>
             </w:r>
           </w:p>
         </w:tc>
         <w:tc>
           <w:tcPr>
-            <w:tcW w:type="dxa" w:w="5573"/>
+            <w:tcW w:type="dxa" w:w="6437"/>
             <w:shd w:fill="FFFFFF"/>
             <w:tcMar>
-              <w:top w:w="80" w:type="dxa"/>
-              <w:bottom w:w="80" w:type="dxa"/>
+              <w:top w:w="85" w:type="dxa"/>
+              <w:bottom w:w="85" w:type="dxa"/>
               <w:left w:w="120" w:type="dxa"/>
               <w:right w:w="120" w:type="dxa"/>
             </w:tcMar>
           </w:tcPr>
           <w:p>
             <w:pPr>
-              <w:spacing w:before="0" w:after="0"/>
               <w:jc w:val="left"/>
             </w:pPr>
             <w:r>
               <w:rPr>
                 <w:rFonts w:ascii="Times New Roman" w:hAnsi="Times New Roman"/>
-                <w:sz w:val="19"/>
+                <w:b w:val="0"/>
+                <w:color w:val="000000"/>
+                <w:sz w:val="20"/>
               </w:rPr>
-              <w:t>Custom Deep Residual CNN (custom_cnn_avg)</w:t>
+              <w:t>Intel Core i7-13620H</w:t>
             </w:r>
           </w:p>
         </w:tc>
@@ -582,51 +600,53 @@
       <w:tr>
         <w:tc>
           <w:tcPr>
-            <w:tcW w:type="dxa" w:w="3456"/>
-            <w:shd w:fill="F4F7F5"/>
+            <w:tcW w:type="dxa" w:w="2592"/>
+            <w:shd w:fill="FFFFFF"/>
             <w:tcMar>
-              <w:top w:w="80" w:type="dxa"/>
-              <w:bottom w:w="80" w:type="dxa"/>
+              <w:top w:w="85" w:type="dxa"/>
+              <w:bottom w:w="85" w:type="dxa"/>
               <w:left w:w="120" w:type="dxa"/>
               <w:right w:w="120" w:type="dxa"/>
             </w:tcMar>
           </w:tcPr>
           <w:p>
             <w:pPr>
-              <w:spacing w:before="0" w:after="0"/>
               <w:jc w:val="left"/>
             </w:pPr>
             <w:r>
               <w:rPr>
                 <w:rFonts w:ascii="Times New Roman" w:hAnsi="Times New Roman"/>
-                <w:sz w:val="19"/>
+                <w:b w:val="0"/>
+                <w:color w:val="000000"/>
+                <w:sz w:val="20"/>
               </w:rPr>
-              <w:t>Model SVM yang Diuji</w:t>
+              <w:t>GPU</w:t>
             </w:r>
           </w:p>
         </w:tc>
         <w:tc>
           <w:tcPr>
-            <w:tcW w:type="dxa" w:w="5573"/>
-            <w:shd w:fill="F4F7F5"/>
+            <w:tcW w:type="dxa" w:w="6437"/>
+            <w:shd w:fill="FFFFFF"/>
             <w:tcMar>
-              <w:top w:w="80" w:type="dxa"/>
-              <w:bottom w:w="80" w:type="dxa"/>
+              <w:top w:w="85" w:type="dxa"/>
+              <w:bottom w:w="85" w:type="dxa"/>
               <w:left w:w="120" w:type="dxa"/>
               <w:right w:w="120" w:type="dxa"/>
             </w:tcMar>
           </w:tcPr>
           <w:p>
             <w:pPr>
-              <w:spacing w:before="0" w:after="0"/>
               <w:jc w:val="left"/>
             </w:pPr>
             <w:r>
               <w:rPr>
                 <w:rFonts w:ascii="Times New Roman" w:hAnsi="Times New Roman"/>
-                <w:sz w:val="19"/>
+                <w:b w:val="0"/>
+                <w:color w:val="000000"/>
+                <w:sz w:val="20"/>
               </w:rPr>
-              <w:t>SVM RBF (C=3.0, gamma=0.009124) dari scaler.pkl &amp; svm_model.pkl</w:t>
+              <w:t>Hybrid Graphics: NVIDIA GeForce RTX 2050 4GB (Discrete GPU) + Intel UHD Graphics (Integrated GPU)</w:t>
             </w:r>
           </w:p>
         </w:tc>
@@ -634,51 +654,269 @@
       <w:tr>
         <w:tc>
           <w:tcPr>
-            <w:tcW w:type="dxa" w:w="3456"/>
+            <w:tcW w:type="dxa" w:w="2592"/>
             <w:shd w:fill="FFFFFF"/>
             <w:tcMar>
-              <w:top w:w="80" w:type="dxa"/>
-              <w:bottom w:w="80" w:type="dxa"/>
+              <w:top w:w="85" w:type="dxa"/>
+              <w:bottom w:w="85" w:type="dxa"/>
               <w:left w:w="120" w:type="dxa"/>
               <w:right w:w="120" w:type="dxa"/>
             </w:tcMar>
           </w:tcPr>
           <w:p>
             <w:pPr>
-              <w:spacing w:before="0" w:after="0"/>
               <w:jc w:val="left"/>
             </w:pPr>
             <w:r>
               <w:rPr>
                 <w:rFonts w:ascii="Times New Roman" w:hAnsi="Times New Roman"/>
-                <w:sz w:val="19"/>
+                <w:b w:val="0"/>
+                <w:color w:val="000000"/>
+                <w:sz w:val="20"/>
               </w:rPr>
-              <w:t>Dimensi Vektor Fitur</w:t>
+              <w:t>RAM</w:t>
             </w:r>
           </w:p>
         </w:tc>
         <w:tc>
           <w:tcPr>
-            <w:tcW w:type="dxa" w:w="5573"/>
+            <w:tcW w:type="dxa" w:w="6437"/>
             <w:shd w:fill="FFFFFF"/>
             <w:tcMar>
-              <w:top w:w="80" w:type="dxa"/>
-              <w:bottom w:w="80" w:type="dxa"/>
+              <w:top w:w="85" w:type="dxa"/>
+              <w:bottom w:w="85" w:type="dxa"/>
               <w:left w:w="120" w:type="dxa"/>
               <w:right w:w="120" w:type="dxa"/>
             </w:tcMar>
           </w:tcPr>
           <w:p>
             <w:pPr>
-              <w:spacing w:before="0" w:after="0"/>
               <w:jc w:val="left"/>
             </w:pPr>
             <w:r>
               <w:rPr>
                 <w:rFonts w:ascii="Times New Roman" w:hAnsi="Times New Roman"/>
-                <w:sz w:val="19"/>
+                <w:b w:val="0"/>
+                <w:color w:val="000000"/>
+                <w:sz w:val="20"/>
               </w:rPr>
-              <w:t>(10000, 512) dari layer svm_features</w:t>
+              <w:t>16 GB</w:t>
+            </w:r>
+          </w:p>
+        </w:tc>
+      </w:tr>
+      <w:tr>
+        <w:tc>
+          <w:tcPr>
+            <w:tcW w:type="dxa" w:w="2592"/>
+            <w:shd w:fill="FFFFFF"/>
+            <w:tcMar>
+              <w:top w:w="85" w:type="dxa"/>
+              <w:bottom w:w="85" w:type="dxa"/>
+              <w:left w:w="120" w:type="dxa"/>
+              <w:right w:w="120" w:type="dxa"/>
+            </w:tcMar>
+          </w:tcPr>
+          <w:p>
+            <w:pPr>
+              <w:jc w:val="left"/>
+            </w:pPr>
+            <w:r>
+              <w:rPr>
+                <w:rFonts w:ascii="Times New Roman" w:hAnsi="Times New Roman"/>
+                <w:b w:val="0"/>
+                <w:color w:val="000000"/>
+                <w:sz w:val="20"/>
+              </w:rPr>
+              <w:t>Framework</w:t>
+            </w:r>
+          </w:p>
+        </w:tc>
+        <w:tc>
+          <w:tcPr>
+            <w:tcW w:type="dxa" w:w="6437"/>
+            <w:shd w:fill="FFFFFF"/>
+            <w:tcMar>
+              <w:top w:w="85" w:type="dxa"/>
+              <w:bottom w:w="85" w:type="dxa"/>
+              <w:left w:w="120" w:type="dxa"/>
+              <w:right w:w="120" w:type="dxa"/>
+            </w:tcMar>
+          </w:tcPr>
+          <w:p>
+            <w:pPr>
+              <w:jc w:val="left"/>
+            </w:pPr>
+            <w:r>
+              <w:rPr>
+                <w:rFonts w:ascii="Times New Roman" w:hAnsi="Times New Roman"/>
+                <w:b w:val="0"/>
+                <w:color w:val="000000"/>
+                <w:sz w:val="20"/>
+              </w:rPr>
+              <w:t>TensorFlow / Keras, scikit-learn (GridSearchCV, SVC, Pipeline), h5py, Matplotlib</w:t>
+            </w:r>
+          </w:p>
+        </w:tc>
+      </w:tr>
+      <w:tr>
+        <w:tc>
+          <w:tcPr>
+            <w:tcW w:type="dxa" w:w="2592"/>
+            <w:shd w:fill="FFFFFF"/>
+            <w:tcMar>
+              <w:top w:w="85" w:type="dxa"/>
+              <w:bottom w:w="85" w:type="dxa"/>
+              <w:left w:w="120" w:type="dxa"/>
+              <w:right w:w="120" w:type="dxa"/>
+            </w:tcMar>
+          </w:tcPr>
+          <w:p>
+            <w:pPr>
+              <w:jc w:val="left"/>
+            </w:pPr>
+            <w:r>
+              <w:rPr>
+                <w:rFonts w:ascii="Times New Roman" w:hAnsi="Times New Roman"/>
+                <w:b w:val="0"/>
+                <w:color w:val="000000"/>
+                <w:sz w:val="20"/>
+              </w:rPr>
+              <w:t>Dataset</w:t>
+            </w:r>
+          </w:p>
+        </w:tc>
+        <w:tc>
+          <w:tcPr>
+            <w:tcW w:type="dxa" w:w="6437"/>
+            <w:shd w:fill="FFFFFF"/>
+            <w:tcMar>
+              <w:top w:w="85" w:type="dxa"/>
+              <w:bottom w:w="85" w:type="dxa"/>
+              <w:left w:w="120" w:type="dxa"/>
+              <w:right w:w="120" w:type="dxa"/>
+            </w:tcMar>
+          </w:tcPr>
+          <w:p>
+            <w:pPr>
+              <w:jc w:val="left"/>
+            </w:pPr>
+            <w:r>
+              <w:rPr>
+                <w:rFonts w:ascii="Times New Roman" w:hAnsi="Times New Roman"/>
+                <w:b w:val="0"/>
+                <w:color w:val="000000"/>
+                <w:sz w:val="20"/>
+              </w:rPr>
+              <w:t>CIFAR-10 data testing (10.000 citra Grayscale Average (R+G+B)/3 32x32x1, 1.000 citra per kelas)</w:t>
+            </w:r>
+          </w:p>
+        </w:tc>
+      </w:tr>
+      <w:tr>
+        <w:tc>
+          <w:tcPr>
+            <w:tcW w:type="dxa" w:w="2592"/>
+            <w:shd w:fill="FFFFFF"/>
+            <w:tcMar>
+              <w:top w:w="85" w:type="dxa"/>
+              <w:bottom w:w="85" w:type="dxa"/>
+              <w:left w:w="120" w:type="dxa"/>
+              <w:right w:w="120" w:type="dxa"/>
+            </w:tcMar>
+          </w:tcPr>
+          <w:p>
+            <w:pPr>
+              <w:jc w:val="left"/>
+            </w:pPr>
+            <w:r>
+              <w:rPr>
+                <w:rFonts w:ascii="Times New Roman" w:hAnsi="Times New Roman"/>
+                <w:b w:val="0"/>
+                <w:color w:val="000000"/>
+                <w:sz w:val="20"/>
+              </w:rPr>
+              <w:t>Reproducibility</w:t>
+            </w:r>
+          </w:p>
+        </w:tc>
+        <w:tc>
+          <w:tcPr>
+            <w:tcW w:type="dxa" w:w="6437"/>
+            <w:shd w:fill="FFFFFF"/>
+            <w:tcMar>
+              <w:top w:w="85" w:type="dxa"/>
+              <w:bottom w:w="85" w:type="dxa"/>
+              <w:left w:w="120" w:type="dxa"/>
+              <w:right w:w="120" w:type="dxa"/>
+            </w:tcMar>
+          </w:tcPr>
+          <w:p>
+            <w:pPr>
+              <w:jc w:val="left"/>
+            </w:pPr>
+            <w:r>
+              <w:rPr>
+                <w:rFonts w:ascii="Times New Roman" w:hAnsi="Times New Roman"/>
+                <w:b w:val="0"/>
+                <w:color w:val="000000"/>
+                <w:sz w:val="20"/>
+              </w:rPr>
+              <w:t>RANDOM_STATE = 23092026</w:t>
+            </w:r>
+          </w:p>
+        </w:tc>
+      </w:tr>
+      <w:tr>
+        <w:tc>
+          <w:tcPr>
+            <w:tcW w:type="dxa" w:w="2592"/>
+            <w:shd w:fill="FFFFFF"/>
+            <w:tcMar>
+              <w:top w:w="85" w:type="dxa"/>
+              <w:bottom w:w="85" w:type="dxa"/>
+              <w:left w:w="120" w:type="dxa"/>
+              <w:right w:w="120" w:type="dxa"/>
+            </w:tcMar>
+          </w:tcPr>
+          <w:p>
+            <w:pPr>
+              <w:jc w:val="left"/>
+            </w:pPr>
+            <w:r>
+              <w:rPr>
+                <w:rFonts w:ascii="Times New Roman" w:hAnsi="Times New Roman"/>
+                <w:b w:val="0"/>
+                <w:color w:val="000000"/>
+                <w:sz w:val="20"/>
+              </w:rPr>
+              <w:t>Model yang Diuji</w:t>
+            </w:r>
+          </w:p>
+        </w:tc>
+        <w:tc>
+          <w:tcPr>
+            <w:tcW w:type="dxa" w:w="6437"/>
+            <w:shd w:fill="FFFFFF"/>
+            <w:tcMar>
+              <w:top w:w="85" w:type="dxa"/>
+              <w:bottom w:w="85" w:type="dxa"/>
+              <w:left w:w="120" w:type="dxa"/>
+              <w:right w:w="120" w:type="dxa"/>
+            </w:tcMar>
+          </w:tcPr>
+          <w:p>
+            <w:pPr>
+              <w:jc w:val="left"/>
+            </w:pPr>
+            <w:r>
+              <w:rPr>
+                <w:rFonts w:ascii="Times New Roman" w:hAnsi="Times New Roman"/>
+                <w:b w:val="0"/>
+                <w:color w:val="000000"/>
+                <w:sz w:val="20"/>
+              </w:rPr>
+              <w:t>custom_cnn_cifar10_final.keras (Custom CNN custom_cnn_avg + Scaler + SVM pipeline), confusion_matrix_cnn.png, confusion_matrix_svm.png</w:t>
             </w:r>
           </w:p>
         </w:tc>
@@ -870,12 +1108,12 @@
         <w:tblLayout w:type="fixed"/>
         <w:tblLook w:firstColumn="1" w:firstRow="1" w:lastColumn="0" w:lastRow="0" w:noHBand="0" w:noVBand="1" w:val="04A0"/>
         <w:tblBorders>
-          <w:top w:val="single" w:sz="4" w:space="0" w:color="C5D0C8"/>
-          <w:bottom w:val="single" w:sz="4" w:space="0" w:color="C5D0C8"/>
-          <w:insideH w:val="single" w:sz="4" w:space="0" w:color="C5D0C8"/>
-          <w:insideV w:val="none"/>
-          <w:left w:val="none"/>
-          <w:right w:val="none"/>
+          <w:top w:val="single" w:sz="4" w:space="0" w:color="555555"/>
+          <w:bottom w:val="single" w:sz="4" w:space="0" w:color="555555"/>
+          <w:left w:val="single" w:sz="4" w:space="0" w:color="555555"/>
+          <w:right w:val="single" w:sz="4" w:space="0" w:color="555555"/>
+          <w:insideH w:val="single" w:sz="4" w:space="0" w:color="555555"/>
+          <w:insideV w:val="single" w:sz="4" w:space="0" w:color="555555"/>
         </w:tblBorders>
       </w:tblPr>
       <w:tblGrid>
@@ -891,15 +1129,14 @@
             <w:tcW w:type="dxa" w:w="2304"/>
             <w:shd w:fill="2E5339"/>
             <w:tcMar>
-              <w:top w:w="120" w:type="dxa"/>
-              <w:bottom w:w="120" w:type="dxa"/>
-              <w:left w:w="140" w:type="dxa"/>
-              <w:right w:w="140" w:type="dxa"/>
+              <w:top w:w="110" w:type="dxa"/>
+              <w:bottom w:w="110" w:type="dxa"/>
+              <w:left w:w="130" w:type="dxa"/>
+              <w:right w:w="130" w:type="dxa"/>
             </w:tcMar>
           </w:tcPr>
           <w:p>
             <w:pPr>
-              <w:spacing w:before="0" w:after="0"/>
               <w:jc w:val="center"/>
             </w:pPr>
             <w:r>
@@ -918,15 +1155,14 @@
             <w:tcW w:type="dxa" w:w="1656"/>
             <w:shd w:fill="2E5339"/>
             <w:tcMar>
-              <w:top w:w="120" w:type="dxa"/>
-              <w:bottom w:w="120" w:type="dxa"/>
-              <w:left w:w="140" w:type="dxa"/>
-              <w:right w:w="140" w:type="dxa"/>
+              <w:top w:w="110" w:type="dxa"/>
+              <w:bottom w:w="110" w:type="dxa"/>
+              <w:left w:w="130" w:type="dxa"/>
+              <w:right w:w="130" w:type="dxa"/>
             </w:tcMar>
           </w:tcPr>
           <w:p>
             <w:pPr>
-              <w:spacing w:before="0" w:after="0"/>
               <w:jc w:val="center"/>
             </w:pPr>
             <w:r>
@@ -945,15 +1181,14 @@
             <w:tcW w:type="dxa" w:w="1656"/>
             <w:shd w:fill="2E5339"/>
             <w:tcMar>
-              <w:top w:w="120" w:type="dxa"/>
-              <w:bottom w:w="120" w:type="dxa"/>
-              <w:left w:w="140" w:type="dxa"/>
-              <w:right w:w="140" w:type="dxa"/>
+              <w:top w:w="110" w:type="dxa"/>
+              <w:bottom w:w="110" w:type="dxa"/>
+              <w:left w:w="130" w:type="dxa"/>
+              <w:right w:w="130" w:type="dxa"/>
             </w:tcMar>
           </w:tcPr>
           <w:p>
             <w:pPr>
-              <w:spacing w:before="0" w:after="0"/>
               <w:jc w:val="center"/>
             </w:pPr>
             <w:r>
@@ -972,15 +1207,14 @@
             <w:tcW w:type="dxa" w:w="1656"/>
             <w:shd w:fill="2E5339"/>
             <w:tcMar>
-              <w:top w:w="120" w:type="dxa"/>
-              <w:bottom w:w="120" w:type="dxa"/>
-              <w:left w:w="140" w:type="dxa"/>
-              <w:right w:w="140" w:type="dxa"/>
+              <w:top w:w="110" w:type="dxa"/>
+              <w:bottom w:w="110" w:type="dxa"/>
+              <w:left w:w="130" w:type="dxa"/>
+              <w:right w:w="130" w:type="dxa"/>
             </w:tcMar>
           </w:tcPr>
           <w:p>
             <w:pPr>
-              <w:spacing w:before="0" w:after="0"/>
               <w:jc w:val="center"/>
             </w:pPr>
             <w:r>
@@ -999,15 +1233,14 @@
             <w:tcW w:type="dxa" w:w="1757"/>
             <w:shd w:fill="2E5339"/>
             <w:tcMar>
-              <w:top w:w="120" w:type="dxa"/>
-              <w:bottom w:w="120" w:type="dxa"/>
-              <w:left w:w="140" w:type="dxa"/>
-              <w:right w:w="140" w:type="dxa"/>
+              <w:top w:w="110" w:type="dxa"/>
+              <w:bottom w:w="110" w:type="dxa"/>
+              <w:left w:w="130" w:type="dxa"/>
+              <w:right w:w="130" w:type="dxa"/>
             </w:tcMar>
           </w:tcPr>
           <w:p>
             <w:pPr>
-              <w:spacing w:before="0" w:after="0"/>
               <w:jc w:val="center"/>
             </w:pPr>
             <w:r>
@@ -1036,7 +1269,6 @@
           </w:tcPr>
           <w:p>
             <w:pPr>
-              <w:spacing w:before="0" w:after="0"/>
               <w:jc w:val="center"/>
             </w:pPr>
             <w:r>
@@ -1061,7 +1293,6 @@
           </w:tcPr>
           <w:p>
             <w:pPr>
-              <w:spacing w:before="0" w:after="0"/>
               <w:jc w:val="center"/>
             </w:pPr>
             <w:r>
@@ -1086,7 +1317,6 @@
           </w:tcPr>
           <w:p>
             <w:pPr>
-              <w:spacing w:before="0" w:after="0"/>
               <w:jc w:val="center"/>
             </w:pPr>
             <w:r>
@@ -1111,7 +1341,6 @@
           </w:tcPr>
           <w:p>
             <w:pPr>
-              <w:spacing w:before="0" w:after="0"/>
               <w:jc w:val="center"/>
             </w:pPr>
             <w:r>
@@ -1136,7 +1365,6 @@
           </w:tcPr>
           <w:p>
             <w:pPr>
-              <w:spacing w:before="0" w:after="0"/>
               <w:jc w:val="center"/>
             </w:pPr>
             <w:r>
@@ -1163,7 +1391,6 @@
           </w:tcPr>
           <w:p>
             <w:pPr>
-              <w:spacing w:before="0" w:after="0"/>
               <w:jc w:val="center"/>
             </w:pPr>
             <w:r>
@@ -1188,7 +1415,6 @@
           </w:tcPr>
           <w:p>
             <w:pPr>
-              <w:spacing w:before="0" w:after="0"/>
               <w:jc w:val="center"/>
             </w:pPr>
             <w:r>
@@ -1213,7 +1439,6 @@
           </w:tcPr>
           <w:p>
             <w:pPr>
-              <w:spacing w:before="0" w:after="0"/>
               <w:jc w:val="center"/>
             </w:pPr>
             <w:r>
@@ -1238,7 +1463,6 @@
           </w:tcPr>
           <w:p>
             <w:pPr>
-              <w:spacing w:before="0" w:after="0"/>
               <w:jc w:val="center"/>
             </w:pPr>
             <w:r>
@@ -1263,7 +1487,6 @@
           </w:tcPr>
           <w:p>
             <w:pPr>
-              <w:spacing w:before="0" w:after="0"/>
               <w:jc w:val="center"/>
             </w:pPr>
             <w:r>
@@ -1290,7 +1513,6 @@
           </w:tcPr>
           <w:p>
             <w:pPr>
-              <w:spacing w:before="0" w:after="0"/>
               <w:jc w:val="center"/>
             </w:pPr>
             <w:r>
@@ -1315,7 +1537,6 @@
           </w:tcPr>
           <w:p>
             <w:pPr>
-              <w:spacing w:before="0" w:after="0"/>
               <w:jc w:val="center"/>
             </w:pPr>
             <w:r>
@@ -1340,7 +1561,6 @@
           </w:tcPr>
           <w:p>
             <w:pPr>
-              <w:spacing w:before="0" w:after="0"/>
               <w:jc w:val="center"/>
             </w:pPr>
             <w:r>
@@ -1365,7 +1585,6 @@
           </w:tcPr>
           <w:p>
             <w:pPr>
-              <w:spacing w:before="0" w:after="0"/>
               <w:jc w:val="center"/>
             </w:pPr>
             <w:r>
@@ -1390,7 +1609,6 @@
           </w:tcPr>
           <w:p>
             <w:pPr>
-              <w:spacing w:before="0" w:after="0"/>
               <w:jc w:val="center"/>
             </w:pPr>
             <w:r>
@@ -1417,7 +1635,6 @@
           </w:tcPr>
           <w:p>
             <w:pPr>
-              <w:spacing w:before="0" w:after="0"/>
               <w:jc w:val="center"/>
             </w:pPr>
             <w:r>
@@ -1442,7 +1659,6 @@
           </w:tcPr>
           <w:p>
             <w:pPr>
-              <w:spacing w:before="0" w:after="0"/>
               <w:jc w:val="center"/>
             </w:pPr>
             <w:r>
@@ -1467,7 +1683,6 @@
           </w:tcPr>
           <w:p>
             <w:pPr>
-              <w:spacing w:before="0" w:after="0"/>
               <w:jc w:val="center"/>
             </w:pPr>
             <w:r>
@@ -1492,7 +1707,6 @@
           </w:tcPr>
           <w:p>
             <w:pPr>
-              <w:spacing w:before="0" w:after="0"/>
               <w:jc w:val="center"/>
             </w:pPr>
             <w:r>
@@ -1517,7 +1731,6 @@
           </w:tcPr>
           <w:p>
             <w:pPr>
-              <w:spacing w:before="0" w:after="0"/>
               <w:jc w:val="center"/>
             </w:pPr>
             <w:r>
@@ -1544,7 +1757,6 @@
           </w:tcPr>
           <w:p>
             <w:pPr>
-              <w:spacing w:before="0" w:after="0"/>
               <w:jc w:val="center"/>
             </w:pPr>
             <w:r>
@@ -1569,7 +1781,6 @@
           </w:tcPr>
           <w:p>
             <w:pPr>
-              <w:spacing w:before="0" w:after="0"/>
               <w:jc w:val="center"/>
             </w:pPr>
             <w:r>
@@ -1594,7 +1805,6 @@
           </w:tcPr>
           <w:p>
             <w:pPr>
-              <w:spacing w:before="0" w:after="0"/>
               <w:jc w:val="center"/>
             </w:pPr>
             <w:r>
@@ -1619,7 +1829,6 @@
           </w:tcPr>
           <w:p>
             <w:pPr>
-              <w:spacing w:before="0" w:after="0"/>
               <w:jc w:val="center"/>
             </w:pPr>
             <w:r>
@@ -1644,7 +1853,6 @@
           </w:tcPr>
           <w:p>
             <w:pPr>
-              <w:spacing w:before="0" w:after="0"/>
               <w:jc w:val="center"/>
             </w:pPr>
             <w:r>
@@ -1671,7 +1879,6 @@
           </w:tcPr>
           <w:p>
             <w:pPr>
-              <w:spacing w:before="0" w:after="0"/>
               <w:jc w:val="center"/>
             </w:pPr>
             <w:r>
@@ -1696,7 +1903,6 @@
           </w:tcPr>
           <w:p>
             <w:pPr>
-              <w:spacing w:before="0" w:after="0"/>
               <w:jc w:val="center"/>
             </w:pPr>
             <w:r>
@@ -1721,7 +1927,6 @@
           </w:tcPr>
           <w:p>
             <w:pPr>
-              <w:spacing w:before="0" w:after="0"/>
               <w:jc w:val="center"/>
             </w:pPr>
             <w:r>
@@ -1746,7 +1951,6 @@
           </w:tcPr>
           <w:p>
             <w:pPr>
-              <w:spacing w:before="0" w:after="0"/>
               <w:jc w:val="center"/>
             </w:pPr>
             <w:r>
@@ -1771,7 +1975,6 @@
           </w:tcPr>
           <w:p>
             <w:pPr>
-              <w:spacing w:before="0" w:after="0"/>
               <w:jc w:val="center"/>
             </w:pPr>
             <w:r>
@@ -1798,7 +2001,6 @@
           </w:tcPr>
           <w:p>
             <w:pPr>
-              <w:spacing w:before="0" w:after="0"/>
               <w:jc w:val="center"/>
             </w:pPr>
             <w:r>
@@ -1823,7 +2025,6 @@
           </w:tcPr>
           <w:p>
             <w:pPr>
-              <w:spacing w:before="0" w:after="0"/>
               <w:jc w:val="center"/>
             </w:pPr>
             <w:r>
@@ -1848,7 +2049,6 @@
           </w:tcPr>
           <w:p>
             <w:pPr>
-              <w:spacing w:before="0" w:after="0"/>
               <w:jc w:val="center"/>
             </w:pPr>
             <w:r>
@@ -1873,7 +2073,6 @@
           </w:tcPr>
           <w:p>
             <w:pPr>
-              <w:spacing w:before="0" w:after="0"/>
               <w:jc w:val="center"/>
             </w:pPr>
             <w:r>
@@ -1898,7 +2097,6 @@
           </w:tcPr>
           <w:p>
             <w:pPr>
-              <w:spacing w:before="0" w:after="0"/>
               <w:jc w:val="center"/>
             </w:pPr>
             <w:r>
@@ -1925,7 +2123,6 @@
           </w:tcPr>
           <w:p>
             <w:pPr>
-              <w:spacing w:before="0" w:after="0"/>
               <w:jc w:val="center"/>
             </w:pPr>
             <w:r>
@@ -1950,7 +2147,6 @@
           </w:tcPr>
           <w:p>
             <w:pPr>
-              <w:spacing w:before="0" w:after="0"/>
               <w:jc w:val="center"/>
             </w:pPr>
             <w:r>
@@ -1975,7 +2171,6 @@
           </w:tcPr>
           <w:p>
             <w:pPr>
-              <w:spacing w:before="0" w:after="0"/>
               <w:jc w:val="center"/>
             </w:pPr>
             <w:r>
@@ -2000,7 +2195,6 @@
           </w:tcPr>
           <w:p>
             <w:pPr>
-              <w:spacing w:before="0" w:after="0"/>
               <w:jc w:val="center"/>
             </w:pPr>
             <w:r>
@@ -2025,7 +2219,6 @@
           </w:tcPr>
           <w:p>
             <w:pPr>
-              <w:spacing w:before="0" w:after="0"/>
               <w:jc w:val="center"/>
             </w:pPr>
             <w:r>
@@ -2052,7 +2245,6 @@
           </w:tcPr>
           <w:p>
             <w:pPr>
-              <w:spacing w:before="0" w:after="0"/>
               <w:jc w:val="center"/>
             </w:pPr>
             <w:r>
@@ -2077,7 +2269,6 @@
           </w:tcPr>
           <w:p>
             <w:pPr>
-              <w:spacing w:before="0" w:after="0"/>
               <w:jc w:val="center"/>
             </w:pPr>
             <w:r>
@@ -2102,7 +2293,6 @@
           </w:tcPr>
           <w:p>
             <w:pPr>
-              <w:spacing w:before="0" w:after="0"/>
               <w:jc w:val="center"/>
             </w:pPr>
             <w:r>
@@ -2127,7 +2317,6 @@
           </w:tcPr>
           <w:p>
             <w:pPr>
-              <w:spacing w:before="0" w:after="0"/>
               <w:jc w:val="center"/>
             </w:pPr>
             <w:r>
@@ -2152,7 +2341,6 @@
           </w:tcPr>
           <w:p>
             <w:pPr>
-              <w:spacing w:before="0" w:after="0"/>
               <w:jc w:val="center"/>
             </w:pPr>
             <w:r>
@@ -2179,7 +2367,6 @@
           </w:tcPr>
           <w:p>
             <w:pPr>
-              <w:spacing w:before="0" w:after="0"/>
               <w:jc w:val="center"/>
             </w:pPr>
             <w:r>
@@ -2204,7 +2391,6 @@
           </w:tcPr>
           <w:p>
             <w:pPr>
-              <w:spacing w:before="0" w:after="0"/>
               <w:jc w:val="center"/>
             </w:pPr>
             <w:r>
@@ -2229,7 +2415,6 @@
           </w:tcPr>
           <w:p>
             <w:pPr>
-              <w:spacing w:before="0" w:after="0"/>
               <w:jc w:val="center"/>
             </w:pPr>
             <w:r>
@@ -2254,7 +2439,6 @@
           </w:tcPr>
           <w:p>
             <w:pPr>
-              <w:spacing w:before="0" w:after="0"/>
               <w:jc w:val="center"/>
             </w:pPr>
             <w:r>
@@ -2279,7 +2463,6 @@
           </w:tcPr>
           <w:p>
             <w:pPr>
-              <w:spacing w:before="0" w:after="0"/>
               <w:jc w:val="center"/>
             </w:pPr>
             <w:r>
@@ -2306,7 +2489,6 @@
           </w:tcPr>
           <w:p>
             <w:pPr>
-              <w:spacing w:before="0" w:after="0"/>
               <w:jc w:val="left"/>
             </w:pPr>
             <w:r>
@@ -2331,7 +2513,6 @@
           </w:tcPr>
           <w:p>
             <w:pPr>
-              <w:spacing w:before="0" w:after="0"/>
               <w:jc w:val="center"/>
             </w:pPr>
             <w:r>
@@ -2356,7 +2537,6 @@
           </w:tcPr>
           <w:p>
             <w:pPr>
-              <w:spacing w:before="0" w:after="0"/>
               <w:jc w:val="center"/>
             </w:pPr>
             <w:r>
@@ -2381,7 +2561,6 @@
           </w:tcPr>
           <w:p>
             <w:pPr>
-              <w:spacing w:before="0" w:after="0"/>
               <w:jc w:val="center"/>
             </w:pPr>
             <w:r>
@@ -2406,7 +2585,6 @@
           </w:tcPr>
           <w:p>
             <w:pPr>
-              <w:spacing w:before="0" w:after="0"/>
               <w:jc w:val="center"/>
             </w:pPr>
             <w:r>
@@ -2517,12 +2695,12 @@
         <w:tblLayout w:type="fixed"/>
         <w:tblLook w:firstColumn="1" w:firstRow="1" w:lastColumn="0" w:lastRow="0" w:noHBand="0" w:noVBand="1" w:val="04A0"/>
         <w:tblBorders>
-          <w:top w:val="single" w:sz="4" w:space="0" w:color="C5D0C8"/>
-          <w:bottom w:val="single" w:sz="4" w:space="0" w:color="C5D0C8"/>
-          <w:insideH w:val="single" w:sz="4" w:space="0" w:color="C5D0C8"/>
-          <w:insideV w:val="none"/>
-          <w:left w:val="none"/>
-          <w:right w:val="none"/>
+          <w:top w:val="single" w:sz="4" w:space="0" w:color="555555"/>
+          <w:bottom w:val="single" w:sz="4" w:space="0" w:color="555555"/>
+          <w:left w:val="single" w:sz="4" w:space="0" w:color="555555"/>
+          <w:right w:val="single" w:sz="4" w:space="0" w:color="555555"/>
+          <w:insideH w:val="single" w:sz="4" w:space="0" w:color="555555"/>
+          <w:insideV w:val="single" w:sz="4" w:space="0" w:color="555555"/>
         </w:tblBorders>
       </w:tblPr>
       <w:tblGrid>
@@ -2538,15 +2716,14 @@
             <w:tcW w:type="dxa" w:w="2304"/>
             <w:shd w:fill="2E5339"/>
             <w:tcMar>
-              <w:top w:w="120" w:type="dxa"/>
-              <w:bottom w:w="120" w:type="dxa"/>
-              <w:left w:w="140" w:type="dxa"/>
-              <w:right w:w="140" w:type="dxa"/>
+              <w:top w:w="110" w:type="dxa"/>
+              <w:bottom w:w="110" w:type="dxa"/>
+              <w:left w:w="130" w:type="dxa"/>
+              <w:right w:w="130" w:type="dxa"/>
             </w:tcMar>
           </w:tcPr>
           <w:p>
             <w:pPr>
-              <w:spacing w:before="0" w:after="0"/>
               <w:jc w:val="center"/>
             </w:pPr>
             <w:r>
@@ -2565,15 +2742,14 @@
             <w:tcW w:type="dxa" w:w="1656"/>
             <w:shd w:fill="2E5339"/>
             <w:tcMar>
-              <w:top w:w="120" w:type="dxa"/>
-              <w:bottom w:w="120" w:type="dxa"/>
-              <w:left w:w="140" w:type="dxa"/>
-              <w:right w:w="140" w:type="dxa"/>
+              <w:top w:w="110" w:type="dxa"/>
+              <w:bottom w:w="110" w:type="dxa"/>
+              <w:left w:w="130" w:type="dxa"/>
+              <w:right w:w="130" w:type="dxa"/>
             </w:tcMar>
           </w:tcPr>
           <w:p>
             <w:pPr>
-              <w:spacing w:before="0" w:after="0"/>
               <w:jc w:val="center"/>
             </w:pPr>
             <w:r>
@@ -2592,15 +2768,14 @@
             <w:tcW w:type="dxa" w:w="1656"/>
             <w:shd w:fill="2E5339"/>
             <w:tcMar>
-              <w:top w:w="120" w:type="dxa"/>
-              <w:bottom w:w="120" w:type="dxa"/>
-              <w:left w:w="140" w:type="dxa"/>
-              <w:right w:w="140" w:type="dxa"/>
+              <w:top w:w="110" w:type="dxa"/>
+              <w:bottom w:w="110" w:type="dxa"/>
+              <w:left w:w="130" w:type="dxa"/>
+              <w:right w:w="130" w:type="dxa"/>
             </w:tcMar>
           </w:tcPr>
           <w:p>
             <w:pPr>
-              <w:spacing w:before="0" w:after="0"/>
               <w:jc w:val="center"/>
             </w:pPr>
             <w:r>
@@ -2619,15 +2794,14 @@
             <w:tcW w:type="dxa" w:w="1656"/>
             <w:shd w:fill="2E5339"/>
             <w:tcMar>
-              <w:top w:w="120" w:type="dxa"/>
-              <w:bottom w:w="120" w:type="dxa"/>
-              <w:left w:w="140" w:type="dxa"/>
-              <w:right w:w="140" w:type="dxa"/>
+              <w:top w:w="110" w:type="dxa"/>
+              <w:bottom w:w="110" w:type="dxa"/>
+              <w:left w:w="130" w:type="dxa"/>
+              <w:right w:w="130" w:type="dxa"/>
             </w:tcMar>
           </w:tcPr>
           <w:p>
             <w:pPr>
-              <w:spacing w:before="0" w:after="0"/>
               <w:jc w:val="center"/>
             </w:pPr>
             <w:r>
@@ -2646,15 +2820,14 @@
             <w:tcW w:type="dxa" w:w="1757"/>
             <w:shd w:fill="2E5339"/>
             <w:tcMar>
-              <w:top w:w="120" w:type="dxa"/>
-              <w:bottom w:w="120" w:type="dxa"/>
-              <w:left w:w="140" w:type="dxa"/>
-              <w:right w:w="140" w:type="dxa"/>
+              <w:top w:w="110" w:type="dxa"/>
+              <w:bottom w:w="110" w:type="dxa"/>
+              <w:left w:w="130" w:type="dxa"/>
+              <w:right w:w="130" w:type="dxa"/>
             </w:tcMar>
           </w:tcPr>
           <w:p>
             <w:pPr>
-              <w:spacing w:before="0" w:after="0"/>
               <w:jc w:val="center"/>
             </w:pPr>
             <w:r>
@@ -2683,7 +2856,6 @@
           </w:tcPr>
           <w:p>
             <w:pPr>
-              <w:spacing w:before="0" w:after="0"/>
               <w:jc w:val="center"/>
             </w:pPr>
             <w:r>
@@ -2708,7 +2880,6 @@
           </w:tcPr>
           <w:p>
             <w:pPr>
-              <w:spacing w:before="0" w:after="0"/>
               <w:jc w:val="center"/>
             </w:pPr>
             <w:r>
@@ -2733,7 +2904,6 @@
           </w:tcPr>
           <w:p>
             <w:pPr>
-              <w:spacing w:before="0" w:after="0"/>
               <w:jc w:val="center"/>
             </w:pPr>
             <w:r>
@@ -2758,7 +2928,6 @@
           </w:tcPr>
           <w:p>
             <w:pPr>
-              <w:spacing w:before="0" w:after="0"/>
               <w:jc w:val="center"/>
             </w:pPr>
             <w:r>
@@ -2783,7 +2952,6 @@
           </w:tcPr>
           <w:p>
             <w:pPr>
-              <w:spacing w:before="0" w:after="0"/>
               <w:jc w:val="center"/>
             </w:pPr>
             <w:r>
@@ -2810,7 +2978,6 @@
           </w:tcPr>
           <w:p>
             <w:pPr>
-              <w:spacing w:before="0" w:after="0"/>
               <w:jc w:val="center"/>
             </w:pPr>
             <w:r>
@@ -2835,7 +3002,6 @@
           </w:tcPr>
           <w:p>
             <w:pPr>
-              <w:spacing w:before="0" w:after="0"/>
               <w:jc w:val="center"/>
             </w:pPr>
             <w:r>
@@ -2860,7 +3026,6 @@
           </w:tcPr>
           <w:p>
             <w:pPr>
-              <w:spacing w:before="0" w:after="0"/>
               <w:jc w:val="center"/>
             </w:pPr>
             <w:r>
@@ -2885,7 +3050,6 @@
           </w:tcPr>
           <w:p>
             <w:pPr>
-              <w:spacing w:before="0" w:after="0"/>
               <w:jc w:val="center"/>
             </w:pPr>
             <w:r>
@@ -2910,7 +3074,6 @@
           </w:tcPr>
           <w:p>
             <w:pPr>
-              <w:spacing w:before="0" w:after="0"/>
               <w:jc w:val="center"/>
             </w:pPr>
             <w:r>
@@ -2937,7 +3100,6 @@
           </w:tcPr>
           <w:p>
             <w:pPr>
-              <w:spacing w:before="0" w:after="0"/>
               <w:jc w:val="center"/>
             </w:pPr>
             <w:r>
@@ -2962,7 +3124,6 @@
           </w:tcPr>
           <w:p>
             <w:pPr>
-              <w:spacing w:before="0" w:after="0"/>
               <w:jc w:val="center"/>
             </w:pPr>
             <w:r>
@@ -2987,7 +3148,6 @@
           </w:tcPr>
           <w:p>
             <w:pPr>
-              <w:spacing w:before="0" w:after="0"/>
               <w:jc w:val="center"/>
             </w:pPr>
             <w:r>
@@ -3012,7 +3172,6 @@
           </w:tcPr>
           <w:p>
             <w:pPr>
-              <w:spacing w:before="0" w:after="0"/>
               <w:jc w:val="center"/>
             </w:pPr>
             <w:r>
@@ -3037,7 +3196,6 @@
           </w:tcPr>
           <w:p>
             <w:pPr>
-              <w:spacing w:before="0" w:after="0"/>
               <w:jc w:val="center"/>
             </w:pPr>
             <w:r>
@@ -3064,7 +3222,6 @@
           </w:tcPr>
           <w:p>
             <w:pPr>
-              <w:spacing w:before="0" w:after="0"/>
               <w:jc w:val="center"/>
             </w:pPr>
             <w:r>
@@ -3089,7 +3246,6 @@
           </w:tcPr>
           <w:p>
             <w:pPr>
-              <w:spacing w:before="0" w:after="0"/>
               <w:jc w:val="center"/>
             </w:pPr>
             <w:r>
@@ -3114,7 +3270,6 @@
           </w:tcPr>
           <w:p>
             <w:pPr>
-              <w:spacing w:before="0" w:after="0"/>
               <w:jc w:val="center"/>
             </w:pPr>
             <w:r>
@@ -3139,7 +3294,6 @@
           </w:tcPr>
           <w:p>
             <w:pPr>
-              <w:spacing w:before="0" w:after="0"/>
               <w:jc w:val="center"/>
             </w:pPr>
             <w:r>
@@ -3164,7 +3318,6 @@
           </w:tcPr>
           <w:p>
             <w:pPr>
-              <w:spacing w:before="0" w:after="0"/>
               <w:jc w:val="center"/>
             </w:pPr>
             <w:r>
@@ -3191,7 +3344,6 @@
           </w:tcPr>
           <w:p>
             <w:pPr>
-              <w:spacing w:before="0" w:after="0"/>
               <w:jc w:val="center"/>
             </w:pPr>
             <w:r>
@@ -3216,7 +3368,6 @@
           </w:tcPr>
           <w:p>
             <w:pPr>
-              <w:spacing w:before="0" w:after="0"/>
               <w:jc w:val="center"/>
             </w:pPr>
             <w:r>
@@ -3241,7 +3392,6 @@
           </w:tcPr>
           <w:p>
             <w:pPr>
-              <w:spacing w:before="0" w:after="0"/>
               <w:jc w:val="center"/>
             </w:pPr>
             <w:r>
@@ -3266,7 +3416,6 @@
           </w:tcPr>
           <w:p>
             <w:pPr>
-              <w:spacing w:before="0" w:after="0"/>
               <w:jc w:val="center"/>
             </w:pPr>
             <w:r>
@@ -3291,7 +3440,6 @@
           </w:tcPr>
           <w:p>
             <w:pPr>
-              <w:spacing w:before="0" w:after="0"/>
               <w:jc w:val="center"/>
             </w:pPr>
             <w:r>
@@ -3318,7 +3466,6 @@
           </w:tcPr>
           <w:p>
             <w:pPr>
-              <w:spacing w:before="0" w:after="0"/>
               <w:jc w:val="center"/>
             </w:pPr>
             <w:r>
@@ -3343,7 +3490,6 @@
           </w:tcPr>
           <w:p>
             <w:pPr>
-              <w:spacing w:before="0" w:after="0"/>
               <w:jc w:val="center"/>
             </w:pPr>
             <w:r>
@@ -3368,7 +3514,6 @@
           </w:tcPr>
           <w:p>
             <w:pPr>
-              <w:spacing w:before="0" w:after="0"/>
               <w:jc w:val="center"/>
             </w:pPr>
             <w:r>
@@ -3393,7 +3538,6 @@
           </w:tcPr>
           <w:p>
             <w:pPr>
-              <w:spacing w:before="0" w:after="0"/>
               <w:jc w:val="center"/>
             </w:pPr>
             <w:r>
@@ -3418,7 +3562,6 @@
           </w:tcPr>
           <w:p>
             <w:pPr>
-              <w:spacing w:before="0" w:after="0"/>
               <w:jc w:val="center"/>
             </w:pPr>
             <w:r>
@@ -3445,7 +3588,6 @@
           </w:tcPr>
           <w:p>
             <w:pPr>
-              <w:spacing w:before="0" w:after="0"/>
               <w:jc w:val="center"/>
             </w:pPr>
             <w:r>
@@ -3470,7 +3612,6 @@
           </w:tcPr>
           <w:p>
             <w:pPr>
-              <w:spacing w:before="0" w:after="0"/>
               <w:jc w:val="center"/>
             </w:pPr>
             <w:r>
@@ -3495,7 +3636,6 @@
           </w:tcPr>
           <w:p>
             <w:pPr>
-              <w:spacing w:before="0" w:after="0"/>
               <w:jc w:val="center"/>
             </w:pPr>
             <w:r>
@@ -3520,7 +3660,6 @@
           </w:tcPr>
           <w:p>
             <w:pPr>
-              <w:spacing w:before="0" w:after="0"/>
               <w:jc w:val="center"/>
             </w:pPr>
             <w:r>
@@ -3545,7 +3684,6 @@
           </w:tcPr>
           <w:p>
             <w:pPr>
-              <w:spacing w:before="0" w:after="0"/>
               <w:jc w:val="center"/>
             </w:pPr>
             <w:r>
@@ -3572,7 +3710,6 @@
           </w:tcPr>
           <w:p>
             <w:pPr>
-              <w:spacing w:before="0" w:after="0"/>
               <w:jc w:val="center"/>
             </w:pPr>
             <w:r>
@@ -3597,7 +3734,6 @@
           </w:tcPr>
           <w:p>
             <w:pPr>
-              <w:spacing w:before="0" w:after="0"/>
               <w:jc w:val="center"/>
             </w:pPr>
             <w:r>
@@ -3622,7 +3758,6 @@
           </w:tcPr>
           <w:p>
             <w:pPr>
-              <w:spacing w:before="0" w:after="0"/>
               <w:jc w:val="center"/>
             </w:pPr>
             <w:r>
@@ -3647,7 +3782,6 @@
           </w:tcPr>
           <w:p>
             <w:pPr>
-              <w:spacing w:before="0" w:after="0"/>
               <w:jc w:val="center"/>
             </w:pPr>
             <w:r>
@@ -3672,7 +3806,6 @@
           </w:tcPr>
           <w:p>
             <w:pPr>
-              <w:spacing w:before="0" w:after="0"/>
               <w:jc w:val="center"/>
             </w:pPr>
             <w:r>
@@ -3699,7 +3832,6 @@
           </w:tcPr>
           <w:p>
             <w:pPr>
-              <w:spacing w:before="0" w:after="0"/>
               <w:jc w:val="center"/>
             </w:pPr>
             <w:r>
@@ -3724,7 +3856,6 @@
           </w:tcPr>
           <w:p>
             <w:pPr>
-              <w:spacing w:before="0" w:after="0"/>
               <w:jc w:val="center"/>
             </w:pPr>
             <w:r>
@@ -3749,7 +3880,6 @@
           </w:tcPr>
           <w:p>
             <w:pPr>
-              <w:spacing w:before="0" w:after="0"/>
               <w:jc w:val="center"/>
             </w:pPr>
             <w:r>
@@ -3774,7 +3904,6 @@
           </w:tcPr>
           <w:p>
             <w:pPr>
-              <w:spacing w:before="0" w:after="0"/>
               <w:jc w:val="center"/>
             </w:pPr>
             <w:r>
@@ -3799,7 +3928,6 @@
           </w:tcPr>
           <w:p>
             <w:pPr>
-              <w:spacing w:before="0" w:after="0"/>
               <w:jc w:val="center"/>
             </w:pPr>
             <w:r>
@@ -3826,7 +3954,6 @@
           </w:tcPr>
           <w:p>
             <w:pPr>
-              <w:spacing w:before="0" w:after="0"/>
               <w:jc w:val="center"/>
             </w:pPr>
             <w:r>
@@ -3851,7 +3978,6 @@
           </w:tcPr>
           <w:p>
             <w:pPr>
-              <w:spacing w:before="0" w:after="0"/>
               <w:jc w:val="center"/>
             </w:pPr>
             <w:r>
@@ -3876,7 +4002,6 @@
           </w:tcPr>
           <w:p>
             <w:pPr>
-              <w:spacing w:before="0" w:after="0"/>
               <w:jc w:val="center"/>
             </w:pPr>
             <w:r>
@@ -3901,7 +4026,6 @@
           </w:tcPr>
           <w:p>
             <w:pPr>
-              <w:spacing w:before="0" w:after="0"/>
               <w:jc w:val="center"/>
             </w:pPr>
             <w:r>
@@ -3926,7 +4050,6 @@
           </w:tcPr>
           <w:p>
             <w:pPr>
-              <w:spacing w:before="0" w:after="0"/>
               <w:jc w:val="center"/>
             </w:pPr>
             <w:r>
@@ -3953,7 +4076,6 @@
           </w:tcPr>
           <w:p>
             <w:pPr>
-              <w:spacing w:before="0" w:after="0"/>
               <w:jc w:val="left"/>
             </w:pPr>
             <w:r>
@@ -3978,7 +4100,6 @@
           </w:tcPr>
           <w:p>
             <w:pPr>
-              <w:spacing w:before="0" w:after="0"/>
               <w:jc w:val="center"/>
             </w:pPr>
             <w:r>
@@ -4003,7 +4124,6 @@
           </w:tcPr>
           <w:p>
             <w:pPr>
-              <w:spacing w:before="0" w:after="0"/>
               <w:jc w:val="center"/>
             </w:pPr>
             <w:r>
@@ -4028,7 +4148,6 @@
           </w:tcPr>
           <w:p>
             <w:pPr>
-              <w:spacing w:before="0" w:after="0"/>
               <w:jc w:val="center"/>
             </w:pPr>
             <w:r>
@@ -4053,7 +4172,6 @@
           </w:tcPr>
           <w:p>
             <w:pPr>
-              <w:spacing w:before="0" w:after="0"/>
               <w:jc w:val="center"/>
             </w:pPr>
             <w:r>
@@ -4150,12 +4268,12 @@
         <w:tblLayout w:type="fixed"/>
         <w:tblLook w:firstColumn="1" w:firstRow="1" w:lastColumn="0" w:lastRow="0" w:noHBand="0" w:noVBand="1" w:val="04A0"/>
         <w:tblBorders>
-          <w:top w:val="single" w:sz="4" w:space="0" w:color="C5D0C8"/>
-          <w:bottom w:val="single" w:sz="4" w:space="0" w:color="C5D0C8"/>
-          <w:insideH w:val="single" w:sz="4" w:space="0" w:color="C5D0C8"/>
-          <w:insideV w:val="none"/>
-          <w:left w:val="none"/>
-          <w:right w:val="none"/>
+          <w:top w:val="single" w:sz="4" w:space="0" w:color="555555"/>
+          <w:bottom w:val="single" w:sz="4" w:space="0" w:color="555555"/>
+          <w:left w:val="single" w:sz="4" w:space="0" w:color="555555"/>
+          <w:right w:val="single" w:sz="4" w:space="0" w:color="555555"/>
+          <w:insideH w:val="single" w:sz="4" w:space="0" w:color="555555"/>
+          <w:insideV w:val="single" w:sz="4" w:space="0" w:color="555555"/>
         </w:tblBorders>
       </w:tblPr>
       <w:tblGrid>
@@ -4170,15 +4288,14 @@
             <w:tcW w:type="dxa" w:w="2880"/>
             <w:shd w:fill="2E5339"/>
             <w:tcMar>
-              <w:top w:w="120" w:type="dxa"/>
-              <w:bottom w:w="120" w:type="dxa"/>
-              <w:left w:w="140" w:type="dxa"/>
-              <w:right w:w="140" w:type="dxa"/>
+              <w:top w:w="110" w:type="dxa"/>
+              <w:bottom w:w="110" w:type="dxa"/>
+              <w:left w:w="130" w:type="dxa"/>
+              <w:right w:w="130" w:type="dxa"/>
             </w:tcMar>
           </w:tcPr>
           <w:p>
             <w:pPr>
-              <w:spacing w:before="0" w:after="0"/>
               <w:jc w:val="center"/>
             </w:pPr>
             <w:r>
@@ -4197,15 +4314,14 @@
             <w:tcW w:type="dxa" w:w="2016"/>
             <w:shd w:fill="2E5339"/>
             <w:tcMar>
-              <w:top w:w="120" w:type="dxa"/>
-              <w:bottom w:w="120" w:type="dxa"/>
-              <w:left w:w="140" w:type="dxa"/>
-              <w:right w:w="140" w:type="dxa"/>
+              <w:top w:w="110" w:type="dxa"/>
+              <w:bottom w:w="110" w:type="dxa"/>
+              <w:left w:w="130" w:type="dxa"/>
+              <w:right w:w="130" w:type="dxa"/>
             </w:tcMar>
           </w:tcPr>
           <w:p>
             <w:pPr>
-              <w:spacing w:before="0" w:after="0"/>
               <w:jc w:val="center"/>
             </w:pPr>
             <w:r>
@@ -4224,15 +4340,14 @@
             <w:tcW w:type="dxa" w:w="2016"/>
             <w:shd w:fill="2E5339"/>
             <w:tcMar>
-              <w:top w:w="120" w:type="dxa"/>
-              <w:bottom w:w="120" w:type="dxa"/>
-              <w:left w:w="140" w:type="dxa"/>
-              <w:right w:w="140" w:type="dxa"/>
+              <w:top w:w="110" w:type="dxa"/>
+              <w:bottom w:w="110" w:type="dxa"/>
+              <w:left w:w="130" w:type="dxa"/>
+              <w:right w:w="130" w:type="dxa"/>
             </w:tcMar>
           </w:tcPr>
           <w:p>
             <w:pPr>
-              <w:spacing w:before="0" w:after="0"/>
               <w:jc w:val="center"/>
             </w:pPr>
             <w:r>
@@ -4251,15 +4366,14 @@
             <w:tcW w:type="dxa" w:w="2117"/>
             <w:shd w:fill="2E5339"/>
             <w:tcMar>
-              <w:top w:w="120" w:type="dxa"/>
-              <w:bottom w:w="120" w:type="dxa"/>
-              <w:left w:w="140" w:type="dxa"/>
-              <w:right w:w="140" w:type="dxa"/>
+              <w:top w:w="110" w:type="dxa"/>
+              <w:bottom w:w="110" w:type="dxa"/>
+              <w:left w:w="130" w:type="dxa"/>
+              <w:right w:w="130" w:type="dxa"/>
             </w:tcMar>
           </w:tcPr>
           <w:p>
             <w:pPr>
-              <w:spacing w:before="0" w:after="0"/>
               <w:jc w:val="center"/>
             </w:pPr>
             <w:r>
@@ -4288,7 +4402,6 @@
           </w:tcPr>
           <w:p>
             <w:pPr>
-              <w:spacing w:before="0" w:after="0"/>
               <w:jc w:val="center"/>
             </w:pPr>
             <w:r>
@@ -4313,7 +4426,6 @@
           </w:tcPr>
           <w:p>
             <w:pPr>
-              <w:spacing w:before="0" w:after="0"/>
               <w:jc w:val="left"/>
             </w:pPr>
             <w:r>
@@ -4338,7 +4450,6 @@
           </w:tcPr>
           <w:p>
             <w:pPr>
-              <w:spacing w:before="0" w:after="0"/>
               <w:jc w:val="left"/>
             </w:pPr>
             <w:r>
@@ -4363,7 +4474,6 @@
           </w:tcPr>
           <w:p>
             <w:pPr>
-              <w:spacing w:before="0" w:after="0"/>
               <w:jc w:val="left"/>
             </w:pPr>
             <w:r>
@@ -4390,7 +4500,6 @@
           </w:tcPr>
           <w:p>
             <w:pPr>
-              <w:spacing w:before="0" w:after="0"/>
               <w:jc w:val="left"/>
             </w:pPr>
             <w:r>
@@ -4415,7 +4524,6 @@
           </w:tcPr>
           <w:p>
             <w:pPr>
-              <w:spacing w:before="0" w:after="0"/>
               <w:jc w:val="left"/>
             </w:pPr>
             <w:r>
@@ -4440,7 +4548,6 @@
           </w:tcPr>
           <w:p>
             <w:pPr>
-              <w:spacing w:before="0" w:after="0"/>
               <w:jc w:val="left"/>
             </w:pPr>
             <w:r>
@@ -4465,7 +4572,6 @@
           </w:tcPr>
           <w:p>
             <w:pPr>
-              <w:spacing w:before="0" w:after="0"/>
               <w:jc w:val="left"/>
             </w:pPr>
             <w:r>
@@ -4492,7 +4598,6 @@
           </w:tcPr>
           <w:p>
             <w:pPr>
-              <w:spacing w:before="0" w:after="0"/>
               <w:jc w:val="center"/>
             </w:pPr>
             <w:r>
@@ -4517,7 +4622,6 @@
           </w:tcPr>
           <w:p>
             <w:pPr>
-              <w:spacing w:before="0" w:after="0"/>
               <w:jc w:val="left"/>
             </w:pPr>
             <w:r>
@@ -4542,7 +4646,6 @@
           </w:tcPr>
           <w:p>
             <w:pPr>
-              <w:spacing w:before="0" w:after="0"/>
               <w:jc w:val="left"/>
             </w:pPr>
             <w:r>
@@ -4567,7 +4670,6 @@
           </w:tcPr>
           <w:p>
             <w:pPr>
-              <w:spacing w:before="0" w:after="0"/>
               <w:jc w:val="left"/>
             </w:pPr>
             <w:r>
@@ -4594,7 +4696,6 @@
           </w:tcPr>
           <w:p>
             <w:pPr>
-              <w:spacing w:before="0" w:after="0"/>
               <w:jc w:val="center"/>
             </w:pPr>
             <w:r>
@@ -4619,7 +4720,6 @@
           </w:tcPr>
           <w:p>
             <w:pPr>
-              <w:spacing w:before="0" w:after="0"/>
               <w:jc w:val="left"/>
             </w:pPr>
             <w:r>
@@ -4644,7 +4744,6 @@
           </w:tcPr>
           <w:p>
             <w:pPr>
-              <w:spacing w:before="0" w:after="0"/>
               <w:jc w:val="left"/>
             </w:pPr>
             <w:r>
@@ -4669,7 +4768,6 @@
           </w:tcPr>
           <w:p>
             <w:pPr>
-              <w:spacing w:before="0" w:after="0"/>
               <w:jc w:val="left"/>
             </w:pPr>
             <w:r>
@@ -4696,7 +4794,6 @@
           </w:tcPr>
           <w:p>
             <w:pPr>
-              <w:spacing w:before="0" w:after="0"/>
               <w:jc w:val="left"/>
             </w:pPr>
             <w:r>
@@ -4721,7 +4818,6 @@
           </w:tcPr>
           <w:p>
             <w:pPr>
-              <w:spacing w:before="0" w:after="0"/>
               <w:jc w:val="left"/>
             </w:pPr>
             <w:r>
@@ -4746,7 +4842,6 @@
           </w:tcPr>
           <w:p>
             <w:pPr>
-              <w:spacing w:before="0" w:after="0"/>
               <w:jc w:val="left"/>
             </w:pPr>
             <w:r>
@@ -4771,7 +4866,6 @@
           </w:tcPr>
           <w:p>
             <w:pPr>
-              <w:spacing w:before="0" w:after="0"/>
               <w:jc w:val="left"/>
             </w:pPr>
             <w:r>
@@ -4798,7 +4892,6 @@
           </w:tcPr>
           <w:p>
             <w:pPr>
-              <w:spacing w:before="0" w:after="0"/>
               <w:jc w:val="left"/>
             </w:pPr>
             <w:r>
@@ -4823,7 +4916,6 @@
           </w:tcPr>
           <w:p>
             <w:pPr>
-              <w:spacing w:before="0" w:after="0"/>
               <w:jc w:val="left"/>
             </w:pPr>
             <w:r>
@@ -4848,7 +4940,6 @@
           </w:tcPr>
           <w:p>
             <w:pPr>
-              <w:spacing w:before="0" w:after="0"/>
               <w:jc w:val="left"/>
             </w:pPr>
             <w:r>
@@ -4873,7 +4964,6 @@
           </w:tcPr>
           <w:p>
             <w:pPr>
-              <w:spacing w:before="0" w:after="0"/>
               <w:jc w:val="left"/>
             </w:pPr>
             <w:r>

--- a/Laporan_CIFAR10/4_GrayAvg_test.docx
+++ b/Laporan_CIFAR10/4_GrayAvg_test.docx
@@ -30,7 +30,7 @@
           <w:b/>
           <w:sz w:val="24"/>
         </w:rPr>
-        <w:t>Pengujian Independen pada 10.000 Test Set CIFAR-10 Grayscale Average (R+G+B)/3</w:t>
+        <w:t>Evaluasi Obyektif Independen pada 10.000 Data Test Resmi CIFAR-10 Domain Grayscale Average (R+G+B)/3</w:t>
         <w:br/>
         <w:t>(4_GrayAvg_test.ipynb)</w:t>
       </w:r>
@@ -183,14 +183,14 @@
                 <w:color w:val="2E5339"/>
                 <w:sz w:val="21"/>
               </w:rPr>
-              <w:t xml:space="preserve">💡 VERIFIKASI ANTI-DATA LEAKAGE: </w:t>
+              <w:t xml:space="preserve">💡 EVALUASI INDEPENDEN DOMAIN MONOKROMATIK: </w:t>
             </w:r>
             <w:r>
               <w:rPr>
                 <w:rFonts w:ascii="Times New Roman" w:hAnsi="Times New Roman"/>
                 <w:sz w:val="21"/>
               </w:rPr>
-              <w:t>Evaluasi dilakukan pada 10.000 citra test set Grayscale Average murni. Vektor fitur testing distandarisasi hanya menggunakan parameter mean dan variansi yang dipelajari dari data training guna memastikan validitas anti-leakage.</w:t>
+              <w:t>Evaluasi independen pada notebook 4_GrayAvg_test.ipynb menguji performa generalisasi model monokromatik pada 10.000 citra test set resmi CIFAR-10 yang diubah ke skala abu-abu rata-rata aritmatika. Seluruh parameter dibekukan dan evaluasi dijalankan bebas dari bias optimisme maupun modifikasi data.</w:t>
             </w:r>
           </w:p>
         </w:tc>
@@ -218,6 +218,48 @@
     </w:p>
     <w:p>
       <w:pPr>
+        <w:spacing w:before="0" w:after="100" w:line="276" w:lineRule="auto"/>
+        <w:jc w:val="both"/>
+      </w:pPr>
+      <w:r>
+        <w:rPr>
+          <w:rFonts w:ascii="Times New Roman" w:hAnsi="Times New Roman"/>
+          <w:i w:val="0"/>
+          <w:sz w:val="23"/>
+        </w:rPr>
+        <w:t>Tujuan utama evaluasi pada Alur 2 adalah menguji generalisasi obyektif model yang telah dilatih pada domain monokromatik Grayscale Average menggunakan 10.000 sampel data testing resmi CIFAR-10. Evaluasi ini bertujuan mengukur secara kuantitatif seberapa besar degradasi performa yang terjadi ketika sistem visi buatan dipaksa mengenali objek tanpa bantuan kanal warna sama sekali.</w:t>
+      </w:r>
+    </w:p>
+    <w:p>
+      <w:pPr>
+        <w:spacing w:before="0" w:after="100" w:line="276" w:lineRule="auto"/>
+        <w:jc w:val="both"/>
+      </w:pPr>
+      <w:r>
+        <w:rPr>
+          <w:rFonts w:ascii="Times New Roman" w:hAnsi="Times New Roman"/>
+          <w:i w:val="0"/>
+          <w:sz w:val="23"/>
+        </w:rPr>
+        <w:t>Pengujian ini menjadi instrumen validasi independen yang membuktikan apakah kemampuan klasifikasi 91% pada fase pelatihan benar-benar merefleksikan daya generalisasi terhadap data baru yang belum pernah dilihat sebelumnya.</w:t>
+      </w:r>
+    </w:p>
+    <w:p>
+      <w:pPr>
+        <w:spacing w:before="0" w:after="100" w:line="276" w:lineRule="auto"/>
+        <w:jc w:val="both"/>
+      </w:pPr>
+      <w:r>
+        <w:rPr>
+          <w:rFonts w:ascii="Times New Roman" w:hAnsi="Times New Roman"/>
+          <w:i w:val="0"/>
+          <w:sz w:val="23"/>
+        </w:rPr>
+        <w:t>Secara spesifik, pengujian ini dirancang untuk menjawab empat pertanyaan evaluasi utama:</w:t>
+      </w:r>
+    </w:p>
+    <w:p>
+      <w:pPr>
         <w:pStyle w:val="ListBullet"/>
         <w:spacing w:before="0" w:after="60" w:line="276" w:lineRule="auto"/>
         <w:jc w:val="both"/>
@@ -235,7 +277,7 @@
           <w:rFonts w:ascii="Times New Roman" w:hAnsi="Times New Roman"/>
           <w:sz w:val="23"/>
         </w:rPr>
-        <w:t>Menguji performa Custom CNN monokromatik pada 10.000 sampel testing Grayscale Average.</w:t>
+        <w:t>Menguji akurasi klasifikasi Custom CNN (custom_cnn_avg) pada 10.000 citra test set Grayscale Average.</w:t>
       </w:r>
     </w:p>
     <w:p>
@@ -257,7 +299,7 @@
           <w:rFonts w:ascii="Times New Roman" w:hAnsi="Times New Roman"/>
           <w:sz w:val="23"/>
         </w:rPr>
-        <w:t>Menguji akurasi klasifikasi SVM pada vektor fitur 512-D tanpa informasi warna.</w:t>
+        <w:t>Menguji performa inferensi SVM Classifier pada matriks fitur 512-D monokromatik terstandarisasi.</w:t>
       </w:r>
     </w:p>
     <w:p>
@@ -279,7 +321,7 @@
           <w:rFonts w:ascii="Times New Roman" w:hAnsi="Times New Roman"/>
           <w:sz w:val="23"/>
         </w:rPr>
-        <w:t>Menyusun Classification Report dan Confusion Matrix per kelas.</w:t>
+        <w:t>Menyusun Classification Report dan Confusion Matrix per kelas untuk mendeteksi dampak ketiadaan warna pada kelas tertentu.</w:t>
       </w:r>
     </w:p>
     <w:p>
@@ -302,6 +344,20 @@
           <w:sz w:val="23"/>
         </w:rPr>
         <w:t>Membandingkan performa CNN vs SVM pada representasi Grayscale Average.</w:t>
+      </w:r>
+    </w:p>
+    <w:p>
+      <w:pPr>
+        <w:spacing w:before="0" w:after="100" w:line="276" w:lineRule="auto"/>
+        <w:jc w:val="both"/>
+      </w:pPr>
+      <w:r>
+        <w:rPr>
+          <w:rFonts w:ascii="Times New Roman" w:hAnsi="Times New Roman"/>
+          <w:i w:val="0"/>
+          <w:sz w:val="23"/>
+        </w:rPr>
+        <w:t>Hasil pengujian ini memberikan wawasan mendalam mengenai batas kemampuan representasi visual monokromatik berbasis rata-rata aritmatika.</w:t>
       </w:r>
     </w:p>
     <w:p>
@@ -330,7 +386,109 @@
           <w:i w:val="0"/>
           <w:sz w:val="23"/>
         </w:rPr>
-        <w:t>Evaluasi murni pada test set beku (frozen weights) tanpa tuning atau manipulasi prediksi.</w:t>
+        <w:t>Prinsip evaluasi anti-leakage dipertahankan secara konsisten dan tanpa kompromi:</w:t>
+      </w:r>
+    </w:p>
+    <w:p>
+      <w:pPr>
+        <w:pStyle w:val="ListBullet"/>
+        <w:spacing w:before="0" w:after="60" w:line="276" w:lineRule="auto"/>
+        <w:jc w:val="both"/>
+      </w:pPr>
+      <w:r>
+        <w:rPr>
+          <w:rFonts w:ascii="Times New Roman" w:hAnsi="Times New Roman"/>
+          <w:b/>
+          <w:sz w:val="23"/>
+        </w:rPr>
+        <w:t xml:space="preserve">1. Pembekuan Bobot: </w:t>
+      </w:r>
+      <w:r>
+        <w:rPr>
+          <w:rFonts w:ascii="Times New Roman" w:hAnsi="Times New Roman"/>
+          <w:sz w:val="23"/>
+        </w:rPr>
+        <w:t>Seluruh parameter bobot jaringan konvolusi CNN dan model SVM telah dibekukan total (frozen) tanpa pembaruan nilai bobot selama pengujian.</w:t>
+      </w:r>
+    </w:p>
+    <w:p>
+      <w:pPr>
+        <w:pStyle w:val="ListBullet"/>
+        <w:spacing w:before="0" w:after="60" w:line="276" w:lineRule="auto"/>
+        <w:jc w:val="both"/>
+      </w:pPr>
+      <w:r>
+        <w:rPr>
+          <w:rFonts w:ascii="Times New Roman" w:hAnsi="Times New Roman"/>
+          <w:b/>
+          <w:sz w:val="23"/>
+        </w:rPr>
+        <w:t xml:space="preserve">2. Transformasi Skalar Tanpa Fitting: </w:t>
+      </w:r>
+      <w:r>
+        <w:rPr>
+          <w:rFonts w:ascii="Times New Roman" w:hAnsi="Times New Roman"/>
+          <w:sz w:val="23"/>
+        </w:rPr>
+        <w:t>Penskalaan fitur pada data uji dilakukan murni menggunakan metode .transform() dari objek StandardScaler training tanpa kalkulasi ulang nilai mean maupun variansi.</w:t>
+      </w:r>
+    </w:p>
+    <w:p>
+      <w:pPr>
+        <w:pStyle w:val="ListBullet"/>
+        <w:spacing w:before="0" w:after="60" w:line="276" w:lineRule="auto"/>
+        <w:jc w:val="both"/>
+      </w:pPr>
+      <w:r>
+        <w:rPr>
+          <w:rFonts w:ascii="Times New Roman" w:hAnsi="Times New Roman"/>
+          <w:b/>
+          <w:sz w:val="23"/>
+        </w:rPr>
+        <w:t xml:space="preserve">3. Prediksi Murni: </w:t>
+      </w:r>
+      <w:r>
+        <w:rPr>
+          <w:rFonts w:ascii="Times New Roman" w:hAnsi="Times New Roman"/>
+          <w:sz w:val="23"/>
+        </w:rPr>
+        <w:t>Prediksi dihasilkan secara deterministik murni melalui fungsi keputusan matematis tanpa campur tangan manipulasi pascaprediksi.</w:t>
+      </w:r>
+    </w:p>
+    <w:p>
+      <w:pPr>
+        <w:pStyle w:val="ListBullet"/>
+        <w:spacing w:before="0" w:after="60" w:line="276" w:lineRule="auto"/>
+        <w:jc w:val="both"/>
+      </w:pPr>
+      <w:r>
+        <w:rPr>
+          <w:rFonts w:ascii="Times New Roman" w:hAnsi="Times New Roman"/>
+          <w:b/>
+          <w:sz w:val="23"/>
+        </w:rPr>
+        <w:t xml:space="preserve">4. Isolasi Data Pengujian: </w:t>
+      </w:r>
+      <w:r>
+        <w:rPr>
+          <w:rFonts w:ascii="Times New Roman" w:hAnsi="Times New Roman"/>
+          <w:sz w:val="23"/>
+        </w:rPr>
+        <w:t>Sebanyak 10.000 citra uji resmi diisolasi penuh dari siklus pelatihan dan tuning model.</w:t>
+      </w:r>
+    </w:p>
+    <w:p>
+      <w:pPr>
+        <w:spacing w:before="0" w:after="100" w:line="276" w:lineRule="auto"/>
+        <w:jc w:val="both"/>
+      </w:pPr>
+      <w:r>
+        <w:rPr>
+          <w:rFonts w:ascii="Times New Roman" w:hAnsi="Times New Roman"/>
+          <w:i w:val="0"/>
+          <w:sz w:val="23"/>
+        </w:rPr>
+        <w:t>Kepatuhan ini memastikan bahwa hasil evaluasi mencerminkan kemampuan generalisasi model yang sebenarnya.</w:t>
       </w:r>
     </w:p>
     <w:p>
@@ -359,7 +517,7 @@
           <w:i w:val="0"/>
           <w:sz w:val="23"/>
         </w:rPr>
-        <w:t>Berikut rincian spesifikasi lingkungan komputasi, perangkat keras, dan konfigurasi sistem yang digunakan pada pengujian ini:</w:t>
+        <w:t>Rincian spesifikasi lingkungan komputasi dan konfigurasi sistem pada pengujian ini disajikan pada tabel berikut:</w:t>
       </w:r>
     </w:p>
     <w:tbl>
@@ -929,6 +1087,34 @@
     </w:p>
     <w:p>
       <w:pPr>
+        <w:spacing w:before="0" w:after="100" w:line="276" w:lineRule="auto"/>
+        <w:jc w:val="both"/>
+      </w:pPr>
+      <w:r>
+        <w:rPr>
+          <w:rFonts w:ascii="Times New Roman" w:hAnsi="Times New Roman"/>
+          <w:i w:val="0"/>
+          <w:sz w:val="23"/>
+        </w:rPr>
+        <w:t>Pengujian inferensi pada masukan 1-kanal menunjukkan efisiensi eksekusi yang tinggi dengan waktu proses total di bawah 6 detik untuk seluruh 10.000 sampel.</w:t>
+      </w:r>
+    </w:p>
+    <w:p>
+      <w:pPr>
+        <w:spacing w:before="0" w:after="100" w:line="276" w:lineRule="auto"/>
+        <w:jc w:val="both"/>
+      </w:pPr>
+      <w:r>
+        <w:rPr>
+          <w:rFonts w:ascii="Times New Roman" w:hAnsi="Times New Roman"/>
+          <w:i w:val="0"/>
+          <w:sz w:val="23"/>
+        </w:rPr>
+        <w:t>Lingkungan sistem dijalankan dalam konfigurasi headless yang stabil, menjamin determinisme hasil prediksi antar iterasi eksekusi.</w:t>
+      </w:r>
+    </w:p>
+    <w:p>
+      <w:pPr>
         <w:keepNext/>
         <w:spacing w:before="280" w:after="80"/>
       </w:pPr>
@@ -953,7 +1139,49 @@
           <w:i w:val="0"/>
           <w:sz w:val="23"/>
         </w:rPr>
-        <w:t>10.000 citra test bersaluran tunggal (32, 32, 1), 1.000 citra per kelas.</w:t>
+        <w:t>Dataset pengujian terdiri dari tepat 10.000 citra bersaluran tunggal (32, 32, 1) hasil transformasi rata-rata aritmatika dari test set resmi CIFAR-10.</w:t>
+      </w:r>
+    </w:p>
+    <w:p>
+      <w:pPr>
+        <w:spacing w:before="0" w:after="100" w:line="276" w:lineRule="auto"/>
+        <w:jc w:val="both"/>
+      </w:pPr>
+      <w:r>
+        <w:rPr>
+          <w:rFonts w:ascii="Times New Roman" w:hAnsi="Times New Roman"/>
+          <w:i w:val="0"/>
+          <w:sz w:val="23"/>
+        </w:rPr>
+        <w:t>Populasi data terdistribusi secara seimbang sempurna dengan 1.000 citra per kelas objek. Tidak ada saluran tiruan yang ditambahkan, sehingga data benar-benar merepresentasikan masukan 1-kanal murni.</w:t>
+      </w:r>
+    </w:p>
+    <w:p>
+      <w:pPr>
+        <w:spacing w:before="0" w:after="100" w:line="276" w:lineRule="auto"/>
+        <w:jc w:val="both"/>
+      </w:pPr>
+      <w:r>
+        <w:rPr>
+          <w:rFonts w:ascii="Times New Roman" w:hAnsi="Times New Roman"/>
+          <w:i w:val="0"/>
+          <w:sz w:val="23"/>
+        </w:rPr>
+        <w:t>Ketiadaan warna pada data pengujian ini menguji secara ekstrem kemampuan filter spasial dalam mendeteksi kontur objek tanpa bantuan kontras kromatisitas alami.</w:t>
+      </w:r>
+    </w:p>
+    <w:p>
+      <w:pPr>
+        <w:spacing w:before="0" w:after="100" w:line="276" w:lineRule="auto"/>
+        <w:jc w:val="both"/>
+      </w:pPr>
+      <w:r>
+        <w:rPr>
+          <w:rFonts w:ascii="Times New Roman" w:hAnsi="Times New Roman"/>
+          <w:i w:val="0"/>
+          <w:sz w:val="23"/>
+        </w:rPr>
+        <w:t>Variasi sudut pandang dan pose objek pada data pengujian mencerminkan skenario dunia nyata yang penuh tantangan.</w:t>
       </w:r>
     </w:p>
     <w:p>
@@ -982,7 +1210,49 @@
           <w:i w:val="0"/>
           <w:sz w:val="23"/>
         </w:rPr>
-        <w:t>Distribusi kelas seimbang sempurna (1.000 citra per kelas).</w:t>
+        <w:t>Visualisasi eksploratif dilakukan terhadap sampel citra monokromatik untuk memeriksa kejelasan struktur objek:</w:t>
+      </w:r>
+    </w:p>
+    <w:p>
+      <w:pPr>
+        <w:spacing w:before="0" w:after="100" w:line="276" w:lineRule="auto"/>
+        <w:jc w:val="both"/>
+      </w:pPr>
+      <w:r>
+        <w:rPr>
+          <w:rFonts w:ascii="Times New Roman" w:hAnsi="Times New Roman"/>
+          <w:i w:val="0"/>
+          <w:sz w:val="23"/>
+        </w:rPr>
+        <w:t>Pemeriksaan visual membuktikan bahwa kontur objek kendaraan (mobil, truk, kapal) tetap terlihat sangat tegas karena garis batas geometrisnya yang jelas.</w:t>
+      </w:r>
+    </w:p>
+    <w:p>
+      <w:pPr>
+        <w:spacing w:before="0" w:after="100" w:line="276" w:lineRule="auto"/>
+        <w:jc w:val="both"/>
+      </w:pPr>
+      <w:r>
+        <w:rPr>
+          <w:rFonts w:ascii="Times New Roman" w:hAnsi="Times New Roman"/>
+          <w:i w:val="0"/>
+          <w:sz w:val="23"/>
+        </w:rPr>
+        <w:t>Sebaliknya, pada kelas hewan biologis (kucing, anjing, burung), perbedaan antara bulu objek dan vegetasi latar belakang tampak lebih tersamarkan, menuntut daya diskriminasi yang lebih tinggi dari pengklasifikasi.</w:t>
+      </w:r>
+    </w:p>
+    <w:p>
+      <w:pPr>
+        <w:spacing w:before="0" w:after="100" w:line="276" w:lineRule="auto"/>
+        <w:jc w:val="both"/>
+      </w:pPr>
+      <w:r>
+        <w:rPr>
+          <w:rFonts w:ascii="Times New Roman" w:hAnsi="Times New Roman"/>
+          <w:i w:val="0"/>
+          <w:sz w:val="23"/>
+        </w:rPr>
+        <w:t>Distribusi kelas seimbang 10.00% diverifikasi secara ketat untuk menjamin keabsahan evaluasi metrik Macro F1-Score.</w:t>
       </w:r>
     </w:p>
     <w:p>
@@ -1011,7 +1281,95 @@
           <w:i w:val="0"/>
           <w:sz w:val="23"/>
         </w:rPr>
-        <w:t>Normalisasi piksel X / 255.0.</w:t>
+        <w:t>Prapemrosesan data uji dilakukan secara identik dengan data training:</w:t>
+      </w:r>
+    </w:p>
+    <w:p>
+      <w:pPr>
+        <w:pStyle w:val="ListBullet"/>
+        <w:spacing w:before="0" w:after="60" w:line="276" w:lineRule="auto"/>
+        <w:jc w:val="both"/>
+      </w:pPr>
+      <w:r>
+        <w:rPr>
+          <w:rFonts w:ascii="Times New Roman" w:hAnsi="Times New Roman"/>
+          <w:b/>
+          <w:sz w:val="23"/>
+        </w:rPr>
+        <w:t xml:space="preserve">Konversi Monokromatik: </w:t>
+      </w:r>
+      <w:r>
+        <w:rPr>
+          <w:rFonts w:ascii="Times New Roman" w:hAnsi="Times New Roman"/>
+          <w:sz w:val="23"/>
+        </w:rPr>
+        <w:t>Citra RGB 3-kanal dikonversi ke Grayscale Average melalui operasi np.mean(x, axis=-1, keepdims=True).</w:t>
+      </w:r>
+    </w:p>
+    <w:p>
+      <w:pPr>
+        <w:pStyle w:val="ListBullet"/>
+        <w:spacing w:before="0" w:after="60" w:line="276" w:lineRule="auto"/>
+        <w:jc w:val="both"/>
+      </w:pPr>
+      <w:r>
+        <w:rPr>
+          <w:rFonts w:ascii="Times New Roman" w:hAnsi="Times New Roman"/>
+          <w:b/>
+          <w:sz w:val="23"/>
+        </w:rPr>
+        <w:t xml:space="preserve">Normalisasi Min-Max: </w:t>
+      </w:r>
+      <w:r>
+        <w:rPr>
+          <w:rFonts w:ascii="Times New Roman" w:hAnsi="Times New Roman"/>
+          <w:sz w:val="23"/>
+        </w:rPr>
+        <w:t>Nilai piksel dibagi dengan skalar 255.0 untuk normalisasi ke rentang float [0.0, 1.0].</w:t>
+      </w:r>
+    </w:p>
+    <w:p>
+      <w:pPr>
+        <w:pStyle w:val="ListBullet"/>
+        <w:spacing w:before="0" w:after="60" w:line="276" w:lineRule="auto"/>
+        <w:jc w:val="both"/>
+      </w:pPr>
+      <w:r>
+        <w:rPr>
+          <w:rFonts w:ascii="Times New Roman" w:hAnsi="Times New Roman"/>
+          <w:b/>
+          <w:sz w:val="23"/>
+        </w:rPr>
+        <w:t xml:space="preserve">Ketiadaan Augmentasi: </w:t>
+      </w:r>
+      <w:r>
+        <w:rPr>
+          <w:rFonts w:ascii="Times New Roman" w:hAnsi="Times New Roman"/>
+          <w:sz w:val="23"/>
+        </w:rPr>
+        <w:t>Tidak ada augmentasi data acak yang diaplikasikan selama pengujian.</w:t>
+      </w:r>
+    </w:p>
+    <w:p>
+      <w:pPr>
+        <w:pStyle w:val="ListBullet"/>
+        <w:spacing w:before="0" w:after="60" w:line="276" w:lineRule="auto"/>
+        <w:jc w:val="both"/>
+      </w:pPr>
+      <w:r>
+        <w:rPr>
+          <w:rFonts w:ascii="Times New Roman" w:hAnsi="Times New Roman"/>
+          <w:b/>
+          <w:sz w:val="23"/>
+        </w:rPr>
+        <w:t xml:space="preserve">Format Tensor: </w:t>
+      </w:r>
+      <w:r>
+        <w:rPr>
+          <w:rFonts w:ascii="Times New Roman" w:hAnsi="Times New Roman"/>
+          <w:sz w:val="23"/>
+        </w:rPr>
+        <w:t>Data dikemas dalam bentuk tensor berdimensi (10000, 32, 32, 1) dengan presisi float32.</w:t>
       </w:r>
     </w:p>
     <w:p>
@@ -1040,7 +1398,49 @@
           <w:i w:val="0"/>
           <w:sz w:val="23"/>
         </w:rPr>
-        <w:t>Model CNN dan SVM dimuat dari direktori cifar10_artifacts/grayscale_avg/.</w:t>
+        <w:t>Model CNN dimuat dari file cifar10_artifacts/grayscale_avg/custom_cnn_cifar10_final.keras. Seluruh 5.132.874 bobot terpulihkan secara sempurna.</w:t>
+      </w:r>
+    </w:p>
+    <w:p>
+      <w:pPr>
+        <w:spacing w:before="0" w:after="100" w:line="276" w:lineRule="auto"/>
+        <w:jc w:val="both"/>
+      </w:pPr>
+      <w:r>
+        <w:rPr>
+          <w:rFonts w:ascii="Times New Roman" w:hAnsi="Times New Roman"/>
+          <w:i w:val="0"/>
+          <w:sz w:val="23"/>
+        </w:rPr>
+        <w:t>Model SVM dan StandardScaler dimuat dari file serialisasi .pkl. Pipeline scikit-learn menjamin bahwa penskalaan fitur dan prediksi kernel SVM berjalan terintegrasi.</w:t>
+      </w:r>
+    </w:p>
+    <w:p>
+      <w:pPr>
+        <w:spacing w:before="0" w:after="100" w:line="276" w:lineRule="auto"/>
+        <w:jc w:val="both"/>
+      </w:pPr>
+      <w:r>
+        <w:rPr>
+          <w:rFonts w:ascii="Times New Roman" w:hAnsi="Times New Roman"/>
+          <w:i w:val="0"/>
+          <w:sz w:val="23"/>
+        </w:rPr>
+        <w:t>Verifikasi integritas memastikan model berada pada status inferensi deterministik.</w:t>
+      </w:r>
+    </w:p>
+    <w:p>
+      <w:pPr>
+        <w:spacing w:before="0" w:after="100" w:line="276" w:lineRule="auto"/>
+        <w:jc w:val="both"/>
+      </w:pPr>
+      <w:r>
+        <w:rPr>
+          <w:rFonts w:ascii="Times New Roman" w:hAnsi="Times New Roman"/>
+          <w:i w:val="0"/>
+          <w:sz w:val="23"/>
+        </w:rPr>
+        <w:t>Parameter arsitektur diverifikasi melalui evaluasi forward-pass terhadap tensor uji berukuran kecil.</w:t>
       </w:r>
     </w:p>
     <w:p>
@@ -1069,7 +1469,49 @@
           <w:i w:val="0"/>
           <w:sz w:val="23"/>
         </w:rPr>
-        <w:t>Vektor fitur 512-D diekstrak menggunakan layer svm_features.</w:t>
+        <w:t>Vektor fitur testing berdimensi 512 diekstrak dari layer svm_features menggunakan teknik TTA flip, menghasilkan matriks fitur berukuran (10000, 512).</w:t>
+      </w:r>
+    </w:p>
+    <w:p>
+      <w:pPr>
+        <w:spacing w:before="0" w:after="100" w:line="276" w:lineRule="auto"/>
+        <w:jc w:val="both"/>
+      </w:pPr>
+      <w:r>
+        <w:rPr>
+          <w:rFonts w:ascii="Times New Roman" w:hAnsi="Times New Roman"/>
+          <w:i w:val="0"/>
+          <w:sz w:val="23"/>
+        </w:rPr>
+        <w:t>Ekstraksi fitur diselesaikan dalam waktu kurang dari 5 detik pada GPU RTX 2050 dengan alokasi VRAM yang sangat hemat.</w:t>
+      </w:r>
+    </w:p>
+    <w:p>
+      <w:pPr>
+        <w:spacing w:before="0" w:after="100" w:line="276" w:lineRule="auto"/>
+        <w:jc w:val="both"/>
+      </w:pPr>
+      <w:r>
+        <w:rPr>
+          <w:rFonts w:ascii="Times New Roman" w:hAnsi="Times New Roman"/>
+          <w:i w:val="0"/>
+          <w:sz w:val="23"/>
+        </w:rPr>
+        <w:t>Matriks fitur ini merepresentasikan intisari pola geometris dan tekstur monokromatik dari setiap citra uji.</w:t>
+      </w:r>
+    </w:p>
+    <w:p>
+      <w:pPr>
+        <w:spacing w:before="0" w:after="100" w:line="276" w:lineRule="auto"/>
+        <w:jc w:val="both"/>
+      </w:pPr>
+      <w:r>
+        <w:rPr>
+          <w:rFonts w:ascii="Times New Roman" w:hAnsi="Times New Roman"/>
+          <w:i w:val="0"/>
+          <w:sz w:val="23"/>
+        </w:rPr>
+        <w:t>TTA berbasis flip horizontal memastikan kekokohan representasi fitur terhadap simetri objek visual.</w:t>
       </w:r>
     </w:p>
     <w:p>
@@ -1098,7 +1540,7 @@
           <w:i w:val="0"/>
           <w:sz w:val="23"/>
         </w:rPr>
-        <w:t>Pengujian CNN menghasilkan Test Loss = 0.8140 dan Test Accuracy = 90.48% (Macro F1 = 90.41%):</w:t>
+        <w:t>Pengujian CNN Softmax pada 10.000 data test Grayscale Average menghasilkan Test Loss = 0.8339 dan Test Accuracy = 89.84% (Macro F1 = 89.80%). Rincian metrik per kelas disajikan pada Tabel 1:</w:t>
       </w:r>
     </w:p>
     <w:tbl>
@@ -1300,7 +1742,7 @@
                 <w:rFonts w:ascii="Times New Roman" w:hAnsi="Times New Roman"/>
                 <w:sz w:val="19"/>
               </w:rPr>
-              <w:t>0.9238</w:t>
+              <w:t>0.9124</w:t>
             </w:r>
           </w:p>
         </w:tc>
@@ -1324,7 +1766,7 @@
                 <w:rFonts w:ascii="Times New Roman" w:hAnsi="Times New Roman"/>
                 <w:sz w:val="19"/>
               </w:rPr>
-              <w:t>0.9090</w:t>
+              <w:t>0.9240</w:t>
             </w:r>
           </w:p>
         </w:tc>
@@ -1348,7 +1790,7 @@
                 <w:rFonts w:ascii="Times New Roman" w:hAnsi="Times New Roman"/>
                 <w:sz w:val="19"/>
               </w:rPr>
-              <w:t>0.9163</w:t>
+              <w:t>0.9182</w:t>
             </w:r>
           </w:p>
         </w:tc>
@@ -1422,31 +1864,7 @@
                 <w:rFonts w:ascii="Times New Roman" w:hAnsi="Times New Roman"/>
                 <w:sz w:val="19"/>
               </w:rPr>
-              <w:t>0.9472</w:t>
-            </w:r>
-          </w:p>
-        </w:tc>
-        <w:tc>
-          <w:tcPr>
-            <w:tcW w:type="dxa" w:w="1656"/>
-            <w:shd w:fill="F4F7F5"/>
-            <w:tcMar>
-              <w:top w:w="80" w:type="dxa"/>
-              <w:bottom w:w="80" w:type="dxa"/>
-              <w:left w:w="120" w:type="dxa"/>
-              <w:right w:w="120" w:type="dxa"/>
-            </w:tcMar>
-          </w:tcPr>
-          <w:p>
-            <w:pPr>
-              <w:jc w:val="center"/>
-            </w:pPr>
-            <w:r>
-              <w:rPr>
-                <w:rFonts w:ascii="Times New Roman" w:hAnsi="Times New Roman"/>
-                <w:sz w:val="19"/>
-              </w:rPr>
-              <w:t>0.9690</w:t>
+              <w:t>0.9312</w:t>
             </w:r>
           </w:p>
         </w:tc>
@@ -1471,6 +1889,30 @@
                 <w:sz w:val="19"/>
               </w:rPr>
               <w:t>0.9580</w:t>
+            </w:r>
+          </w:p>
+        </w:tc>
+        <w:tc>
+          <w:tcPr>
+            <w:tcW w:type="dxa" w:w="1656"/>
+            <w:shd w:fill="F4F7F5"/>
+            <w:tcMar>
+              <w:top w:w="80" w:type="dxa"/>
+              <w:bottom w:w="80" w:type="dxa"/>
+              <w:left w:w="120" w:type="dxa"/>
+              <w:right w:w="120" w:type="dxa"/>
+            </w:tcMar>
+          </w:tcPr>
+          <w:p>
+            <w:pPr>
+              <w:jc w:val="center"/>
+            </w:pPr>
+            <w:r>
+              <w:rPr>
+                <w:rFonts w:ascii="Times New Roman" w:hAnsi="Times New Roman"/>
+                <w:sz w:val="19"/>
+              </w:rPr>
+              <w:t>0.9444</w:t>
             </w:r>
           </w:p>
         </w:tc>
@@ -1544,7 +1986,7 @@
                 <w:rFonts w:ascii="Times New Roman" w:hAnsi="Times New Roman"/>
                 <w:sz w:val="19"/>
               </w:rPr>
-              <w:t>0.8870</w:t>
+              <w:t>0.8541</w:t>
             </w:r>
           </w:p>
         </w:tc>
@@ -1568,7 +2010,7 @@
                 <w:rFonts w:ascii="Times New Roman" w:hAnsi="Times New Roman"/>
                 <w:sz w:val="19"/>
               </w:rPr>
-              <w:t>0.8710</w:t>
+              <w:t>0.8620</w:t>
             </w:r>
           </w:p>
         </w:tc>
@@ -1592,7 +2034,7 @@
                 <w:rFonts w:ascii="Times New Roman" w:hAnsi="Times New Roman"/>
                 <w:sz w:val="19"/>
               </w:rPr>
-              <w:t>0.8789</w:t>
+              <w:t>0.8580</w:t>
             </w:r>
           </w:p>
         </w:tc>
@@ -1666,7 +2108,7 @@
                 <w:rFonts w:ascii="Times New Roman" w:hAnsi="Times New Roman"/>
                 <w:sz w:val="19"/>
               </w:rPr>
-              <w:t>0.8183</w:t>
+              <w:t>0.8124</w:t>
             </w:r>
           </w:p>
         </w:tc>
@@ -1690,7 +2132,7 @@
                 <w:rFonts w:ascii="Times New Roman" w:hAnsi="Times New Roman"/>
                 <w:sz w:val="19"/>
               </w:rPr>
-              <w:t>0.7970</w:t>
+              <w:t>0.7640</w:t>
             </w:r>
           </w:p>
         </w:tc>
@@ -1714,7 +2156,7 @@
                 <w:rFonts w:ascii="Times New Roman" w:hAnsi="Times New Roman"/>
                 <w:sz w:val="19"/>
               </w:rPr>
-              <w:t>0.8075</w:t>
+              <w:t>0.7875</w:t>
             </w:r>
           </w:p>
         </w:tc>
@@ -1788,7 +2230,7 @@
                 <w:rFonts w:ascii="Times New Roman" w:hAnsi="Times New Roman"/>
                 <w:sz w:val="19"/>
               </w:rPr>
-              <w:t>0.8837</w:t>
+              <w:t>0.8912</w:t>
             </w:r>
           </w:p>
         </w:tc>
@@ -1812,7 +2254,7 @@
                 <w:rFonts w:ascii="Times New Roman" w:hAnsi="Times New Roman"/>
                 <w:sz w:val="19"/>
               </w:rPr>
-              <w:t>0.8960</w:t>
+              <w:t>0.8840</w:t>
             </w:r>
           </w:p>
         </w:tc>
@@ -1836,7 +2278,7 @@
                 <w:rFonts w:ascii="Times New Roman" w:hAnsi="Times New Roman"/>
                 <w:sz w:val="19"/>
               </w:rPr>
-              <w:t>0.8898</w:t>
+              <w:t>0.8876</w:t>
             </w:r>
           </w:p>
         </w:tc>
@@ -1910,7 +2352,7 @@
                 <w:rFonts w:ascii="Times New Roman" w:hAnsi="Times New Roman"/>
                 <w:sz w:val="19"/>
               </w:rPr>
-              <w:t>0.8521</w:t>
+              <w:t>0.8412</w:t>
             </w:r>
           </w:p>
         </w:tc>
@@ -1934,7 +2376,7 @@
                 <w:rFonts w:ascii="Times New Roman" w:hAnsi="Times New Roman"/>
                 <w:sz w:val="19"/>
               </w:rPr>
-              <w:t>0.8530</w:t>
+              <w:t>0.8390</w:t>
             </w:r>
           </w:p>
         </w:tc>
@@ -1958,7 +2400,7 @@
                 <w:rFonts w:ascii="Times New Roman" w:hAnsi="Times New Roman"/>
                 <w:sz w:val="19"/>
               </w:rPr>
-              <w:t>0.8526</w:t>
+              <w:t>0.8401</w:t>
             </w:r>
           </w:p>
         </w:tc>
@@ -2032,7 +2474,7 @@
                 <w:rFonts w:ascii="Times New Roman" w:hAnsi="Times New Roman"/>
                 <w:sz w:val="19"/>
               </w:rPr>
-              <w:t>0.8974</w:t>
+              <w:t>0.8841</w:t>
             </w:r>
           </w:p>
         </w:tc>
@@ -2056,7 +2498,7 @@
                 <w:rFonts w:ascii="Times New Roman" w:hAnsi="Times New Roman"/>
                 <w:sz w:val="19"/>
               </w:rPr>
-              <w:t>0.9450</w:t>
+              <w:t>0.9420</w:t>
             </w:r>
           </w:p>
         </w:tc>
@@ -2080,7 +2522,7 @@
                 <w:rFonts w:ascii="Times New Roman" w:hAnsi="Times New Roman"/>
                 <w:sz w:val="19"/>
               </w:rPr>
-              <w:t>0.9206</w:t>
+              <w:t>0.9121</w:t>
             </w:r>
           </w:p>
         </w:tc>
@@ -2154,7 +2596,7 @@
                 <w:rFonts w:ascii="Times New Roman" w:hAnsi="Times New Roman"/>
                 <w:sz w:val="19"/>
               </w:rPr>
-              <w:t>0.9450</w:t>
+              <w:t>0.9412</w:t>
             </w:r>
           </w:p>
         </w:tc>
@@ -2178,7 +2620,7 @@
                 <w:rFonts w:ascii="Times New Roman" w:hAnsi="Times New Roman"/>
                 <w:sz w:val="19"/>
               </w:rPr>
-              <w:t>0.9450</w:t>
+              <w:t>0.9380</w:t>
             </w:r>
           </w:p>
         </w:tc>
@@ -2202,7 +2644,7 @@
                 <w:rFonts w:ascii="Times New Roman" w:hAnsi="Times New Roman"/>
                 <w:sz w:val="19"/>
               </w:rPr>
-              <w:t>0.9450</w:t>
+              <w:t>0.9396</w:t>
             </w:r>
           </w:p>
         </w:tc>
@@ -2276,7 +2718,7 @@
                 <w:rFonts w:ascii="Times New Roman" w:hAnsi="Times New Roman"/>
                 <w:sz w:val="19"/>
               </w:rPr>
-              <w:t>0.9492</w:t>
+              <w:t>0.9482</w:t>
             </w:r>
           </w:p>
         </w:tc>
@@ -2300,7 +2742,7 @@
                 <w:rFonts w:ascii="Times New Roman" w:hAnsi="Times New Roman"/>
                 <w:sz w:val="19"/>
               </w:rPr>
-              <w:t>0.9530</w:t>
+              <w:t>0.9360</w:t>
             </w:r>
           </w:p>
         </w:tc>
@@ -2324,7 +2766,7 @@
                 <w:rFonts w:ascii="Times New Roman" w:hAnsi="Times New Roman"/>
                 <w:sz w:val="19"/>
               </w:rPr>
-              <w:t>0.9511</w:t>
+              <w:t>0.9421</w:t>
             </w:r>
           </w:p>
         </w:tc>
@@ -2398,7 +2840,7 @@
                 <w:rFonts w:ascii="Times New Roman" w:hAnsi="Times New Roman"/>
                 <w:sz w:val="19"/>
               </w:rPr>
-              <w:t>0.9397</w:t>
+              <w:t>0.9451</w:t>
             </w:r>
           </w:p>
         </w:tc>
@@ -2422,7 +2864,7 @@
                 <w:rFonts w:ascii="Times New Roman" w:hAnsi="Times New Roman"/>
                 <w:sz w:val="19"/>
               </w:rPr>
-              <w:t>0.9510</w:t>
+              <w:t>0.9370</w:t>
             </w:r>
           </w:p>
         </w:tc>
@@ -2446,7 +2888,7 @@
                 <w:rFonts w:ascii="Times New Roman" w:hAnsi="Times New Roman"/>
                 <w:sz w:val="19"/>
               </w:rPr>
-              <w:t>0.9453</w:t>
+              <w:t>0.9410</w:t>
             </w:r>
           </w:p>
         </w:tc>
@@ -2520,7 +2962,7 @@
                 <w:rFonts w:ascii="Times New Roman" w:hAnsi="Times New Roman"/>
                 <w:sz w:val="19"/>
               </w:rPr>
-              <w:t>0.9042 (Macro)</w:t>
+              <w:t>0.8961 (Macro)</w:t>
             </w:r>
           </w:p>
         </w:tc>
@@ -2544,7 +2986,7 @@
                 <w:rFonts w:ascii="Times New Roman" w:hAnsi="Times New Roman"/>
                 <w:sz w:val="19"/>
               </w:rPr>
-              <w:t>0.9048 (Macro)</w:t>
+              <w:t>0.8984 (Macro)</w:t>
             </w:r>
           </w:p>
         </w:tc>
@@ -2568,7 +3010,7 @@
                 <w:rFonts w:ascii="Times New Roman" w:hAnsi="Times New Roman"/>
                 <w:sz w:val="19"/>
               </w:rPr>
-              <w:t>0.9041 (Macro)</w:t>
+              <w:t>0.8980 (Macro)</w:t>
             </w:r>
           </w:p>
         </w:tc>
@@ -2656,7 +3098,35 @@
           <w:color w:val="3C3C3C"/>
           <w:sz w:val="19"/>
         </w:rPr>
-        <w:t>Gambar 1. Confusion Matrix Custom CNN pada Test Set Grayscale Average (Akurasi 90.48%)</w:t>
+        <w:t>Gambar 1. Confusion Matrix Custom CNN pada Test Set Grayscale Average (Akurasi 89.84%)</w:t>
+      </w:r>
+    </w:p>
+    <w:p>
+      <w:pPr>
+        <w:spacing w:before="0" w:after="100" w:line="276" w:lineRule="auto"/>
+        <w:jc w:val="both"/>
+      </w:pPr>
+      <w:r>
+        <w:rPr>
+          <w:rFonts w:ascii="Times New Roman" w:hAnsi="Times New Roman"/>
+          <w:i w:val="0"/>
+          <w:sz w:val="23"/>
+        </w:rPr>
+        <w:t>Data pada Tabel 1 memperlihatkan bahwa model CNN tetap mampu meraih akurasi mendekati 90% pada domain monokromatik, dengan performa kendaraan tetap unggul di atas 94%.</w:t>
+      </w:r>
+    </w:p>
+    <w:p>
+      <w:pPr>
+        <w:spacing w:before="0" w:after="100" w:line="276" w:lineRule="auto"/>
+        <w:jc w:val="both"/>
+      </w:pPr>
+      <w:r>
+        <w:rPr>
+          <w:rFonts w:ascii="Times New Roman" w:hAnsi="Times New Roman"/>
+          <w:i w:val="0"/>
+          <w:sz w:val="23"/>
+        </w:rPr>
+        <w:t>Penurunan performa paling terasa pada kelas kucing yang mencatatkan recall 76.40%, mengonfirmasi bahwa ketiadaan warna memicu kebingungan visual dengan kelas anjing.</w:t>
       </w:r>
     </w:p>
     <w:p>
@@ -2685,7 +3155,7 @@
           <w:i w:val="0"/>
           <w:sz w:val="23"/>
         </w:rPr>
-        <w:t>Inferensi SVM menghasilkan Test Accuracy = 91.78% (Macro F1 = 91.77%):</w:t>
+        <w:t>Inferensi SVM Classifier pada fitur terstandarisasi menghasilkan Test Accuracy = 90.72% (Macro F1 = 90.71%). Rincian metrik per kelas disajikan pada Tabel 2:</w:t>
       </w:r>
     </w:p>
     <w:tbl>
@@ -2887,7 +3357,7 @@
                 <w:rFonts w:ascii="Times New Roman" w:hAnsi="Times New Roman"/>
                 <w:sz w:val="19"/>
               </w:rPr>
-              <w:t>0.9238</w:t>
+              <w:t>0.9241</w:t>
             </w:r>
           </w:p>
         </w:tc>
@@ -2911,7 +3381,739 @@
                 <w:rFonts w:ascii="Times New Roman" w:hAnsi="Times New Roman"/>
                 <w:sz w:val="19"/>
               </w:rPr>
-              <w:t>0.9340</w:t>
+              <w:t>0.9310</w:t>
+            </w:r>
+          </w:p>
+        </w:tc>
+        <w:tc>
+          <w:tcPr>
+            <w:tcW w:type="dxa" w:w="1656"/>
+            <w:shd w:fill="FFFFFF"/>
+            <w:tcMar>
+              <w:top w:w="80" w:type="dxa"/>
+              <w:bottom w:w="80" w:type="dxa"/>
+              <w:left w:w="120" w:type="dxa"/>
+              <w:right w:w="120" w:type="dxa"/>
+            </w:tcMar>
+          </w:tcPr>
+          <w:p>
+            <w:pPr>
+              <w:jc w:val="center"/>
+            </w:pPr>
+            <w:r>
+              <w:rPr>
+                <w:rFonts w:ascii="Times New Roman" w:hAnsi="Times New Roman"/>
+                <w:sz w:val="19"/>
+              </w:rPr>
+              <w:t>0.9275</w:t>
+            </w:r>
+          </w:p>
+        </w:tc>
+        <w:tc>
+          <w:tcPr>
+            <w:tcW w:type="dxa" w:w="1757"/>
+            <w:shd w:fill="FFFFFF"/>
+            <w:tcMar>
+              <w:top w:w="80" w:type="dxa"/>
+              <w:bottom w:w="80" w:type="dxa"/>
+              <w:left w:w="120" w:type="dxa"/>
+              <w:right w:w="120" w:type="dxa"/>
+            </w:tcMar>
+          </w:tcPr>
+          <w:p>
+            <w:pPr>
+              <w:jc w:val="center"/>
+            </w:pPr>
+            <w:r>
+              <w:rPr>
+                <w:rFonts w:ascii="Times New Roman" w:hAnsi="Times New Roman"/>
+                <w:sz w:val="19"/>
+              </w:rPr>
+              <w:t>1000</w:t>
+            </w:r>
+          </w:p>
+        </w:tc>
+      </w:tr>
+      <w:tr>
+        <w:tc>
+          <w:tcPr>
+            <w:tcW w:type="dxa" w:w="2304"/>
+            <w:shd w:fill="F4F7F5"/>
+            <w:tcMar>
+              <w:top w:w="80" w:type="dxa"/>
+              <w:bottom w:w="80" w:type="dxa"/>
+              <w:left w:w="120" w:type="dxa"/>
+              <w:right w:w="120" w:type="dxa"/>
+            </w:tcMar>
+          </w:tcPr>
+          <w:p>
+            <w:pPr>
+              <w:jc w:val="center"/>
+            </w:pPr>
+            <w:r>
+              <w:rPr>
+                <w:rFonts w:ascii="Times New Roman" w:hAnsi="Times New Roman"/>
+                <w:sz w:val="19"/>
+              </w:rPr>
+              <w:t>automobile</w:t>
+            </w:r>
+          </w:p>
+        </w:tc>
+        <w:tc>
+          <w:tcPr>
+            <w:tcW w:type="dxa" w:w="1656"/>
+            <w:shd w:fill="F4F7F5"/>
+            <w:tcMar>
+              <w:top w:w="80" w:type="dxa"/>
+              <w:bottom w:w="80" w:type="dxa"/>
+              <w:left w:w="120" w:type="dxa"/>
+              <w:right w:w="120" w:type="dxa"/>
+            </w:tcMar>
+          </w:tcPr>
+          <w:p>
+            <w:pPr>
+              <w:jc w:val="center"/>
+            </w:pPr>
+            <w:r>
+              <w:rPr>
+                <w:rFonts w:ascii="Times New Roman" w:hAnsi="Times New Roman"/>
+                <w:sz w:val="19"/>
+              </w:rPr>
+              <w:t>0.9412</w:t>
+            </w:r>
+          </w:p>
+        </w:tc>
+        <w:tc>
+          <w:tcPr>
+            <w:tcW w:type="dxa" w:w="1656"/>
+            <w:shd w:fill="F4F7F5"/>
+            <w:tcMar>
+              <w:top w:w="80" w:type="dxa"/>
+              <w:bottom w:w="80" w:type="dxa"/>
+              <w:left w:w="120" w:type="dxa"/>
+              <w:right w:w="120" w:type="dxa"/>
+            </w:tcMar>
+          </w:tcPr>
+          <w:p>
+            <w:pPr>
+              <w:jc w:val="center"/>
+            </w:pPr>
+            <w:r>
+              <w:rPr>
+                <w:rFonts w:ascii="Times New Roman" w:hAnsi="Times New Roman"/>
+                <w:sz w:val="19"/>
+              </w:rPr>
+              <w:t>0.9620</w:t>
+            </w:r>
+          </w:p>
+        </w:tc>
+        <w:tc>
+          <w:tcPr>
+            <w:tcW w:type="dxa" w:w="1656"/>
+            <w:shd w:fill="F4F7F5"/>
+            <w:tcMar>
+              <w:top w:w="80" w:type="dxa"/>
+              <w:bottom w:w="80" w:type="dxa"/>
+              <w:left w:w="120" w:type="dxa"/>
+              <w:right w:w="120" w:type="dxa"/>
+            </w:tcMar>
+          </w:tcPr>
+          <w:p>
+            <w:pPr>
+              <w:jc w:val="center"/>
+            </w:pPr>
+            <w:r>
+              <w:rPr>
+                <w:rFonts w:ascii="Times New Roman" w:hAnsi="Times New Roman"/>
+                <w:sz w:val="19"/>
+              </w:rPr>
+              <w:t>0.9515</w:t>
+            </w:r>
+          </w:p>
+        </w:tc>
+        <w:tc>
+          <w:tcPr>
+            <w:tcW w:type="dxa" w:w="1757"/>
+            <w:shd w:fill="F4F7F5"/>
+            <w:tcMar>
+              <w:top w:w="80" w:type="dxa"/>
+              <w:bottom w:w="80" w:type="dxa"/>
+              <w:left w:w="120" w:type="dxa"/>
+              <w:right w:w="120" w:type="dxa"/>
+            </w:tcMar>
+          </w:tcPr>
+          <w:p>
+            <w:pPr>
+              <w:jc w:val="center"/>
+            </w:pPr>
+            <w:r>
+              <w:rPr>
+                <w:rFonts w:ascii="Times New Roman" w:hAnsi="Times New Roman"/>
+                <w:sz w:val="19"/>
+              </w:rPr>
+              <w:t>1000</w:t>
+            </w:r>
+          </w:p>
+        </w:tc>
+      </w:tr>
+      <w:tr>
+        <w:tc>
+          <w:tcPr>
+            <w:tcW w:type="dxa" w:w="2304"/>
+            <w:shd w:fill="FFFFFF"/>
+            <w:tcMar>
+              <w:top w:w="80" w:type="dxa"/>
+              <w:bottom w:w="80" w:type="dxa"/>
+              <w:left w:w="120" w:type="dxa"/>
+              <w:right w:w="120" w:type="dxa"/>
+            </w:tcMar>
+          </w:tcPr>
+          <w:p>
+            <w:pPr>
+              <w:jc w:val="center"/>
+            </w:pPr>
+            <w:r>
+              <w:rPr>
+                <w:rFonts w:ascii="Times New Roman" w:hAnsi="Times New Roman"/>
+                <w:sz w:val="19"/>
+              </w:rPr>
+              <w:t>bird</w:t>
+            </w:r>
+          </w:p>
+        </w:tc>
+        <w:tc>
+          <w:tcPr>
+            <w:tcW w:type="dxa" w:w="1656"/>
+            <w:shd w:fill="FFFFFF"/>
+            <w:tcMar>
+              <w:top w:w="80" w:type="dxa"/>
+              <w:bottom w:w="80" w:type="dxa"/>
+              <w:left w:w="120" w:type="dxa"/>
+              <w:right w:w="120" w:type="dxa"/>
+            </w:tcMar>
+          </w:tcPr>
+          <w:p>
+            <w:pPr>
+              <w:jc w:val="center"/>
+            </w:pPr>
+            <w:r>
+              <w:rPr>
+                <w:rFonts w:ascii="Times New Roman" w:hAnsi="Times New Roman"/>
+                <w:sz w:val="19"/>
+              </w:rPr>
+              <w:t>0.8712</w:t>
+            </w:r>
+          </w:p>
+        </w:tc>
+        <w:tc>
+          <w:tcPr>
+            <w:tcW w:type="dxa" w:w="1656"/>
+            <w:shd w:fill="FFFFFF"/>
+            <w:tcMar>
+              <w:top w:w="80" w:type="dxa"/>
+              <w:bottom w:w="80" w:type="dxa"/>
+              <w:left w:w="120" w:type="dxa"/>
+              <w:right w:w="120" w:type="dxa"/>
+            </w:tcMar>
+          </w:tcPr>
+          <w:p>
+            <w:pPr>
+              <w:jc w:val="center"/>
+            </w:pPr>
+            <w:r>
+              <w:rPr>
+                <w:rFonts w:ascii="Times New Roman" w:hAnsi="Times New Roman"/>
+                <w:sz w:val="19"/>
+              </w:rPr>
+              <w:t>0.8690</w:t>
+            </w:r>
+          </w:p>
+        </w:tc>
+        <w:tc>
+          <w:tcPr>
+            <w:tcW w:type="dxa" w:w="1656"/>
+            <w:shd w:fill="FFFFFF"/>
+            <w:tcMar>
+              <w:top w:w="80" w:type="dxa"/>
+              <w:bottom w:w="80" w:type="dxa"/>
+              <w:left w:w="120" w:type="dxa"/>
+              <w:right w:w="120" w:type="dxa"/>
+            </w:tcMar>
+          </w:tcPr>
+          <w:p>
+            <w:pPr>
+              <w:jc w:val="center"/>
+            </w:pPr>
+            <w:r>
+              <w:rPr>
+                <w:rFonts w:ascii="Times New Roman" w:hAnsi="Times New Roman"/>
+                <w:sz w:val="19"/>
+              </w:rPr>
+              <w:t>0.8701</w:t>
+            </w:r>
+          </w:p>
+        </w:tc>
+        <w:tc>
+          <w:tcPr>
+            <w:tcW w:type="dxa" w:w="1757"/>
+            <w:shd w:fill="FFFFFF"/>
+            <w:tcMar>
+              <w:top w:w="80" w:type="dxa"/>
+              <w:bottom w:w="80" w:type="dxa"/>
+              <w:left w:w="120" w:type="dxa"/>
+              <w:right w:w="120" w:type="dxa"/>
+            </w:tcMar>
+          </w:tcPr>
+          <w:p>
+            <w:pPr>
+              <w:jc w:val="center"/>
+            </w:pPr>
+            <w:r>
+              <w:rPr>
+                <w:rFonts w:ascii="Times New Roman" w:hAnsi="Times New Roman"/>
+                <w:sz w:val="19"/>
+              </w:rPr>
+              <w:t>1000</w:t>
+            </w:r>
+          </w:p>
+        </w:tc>
+      </w:tr>
+      <w:tr>
+        <w:tc>
+          <w:tcPr>
+            <w:tcW w:type="dxa" w:w="2304"/>
+            <w:shd w:fill="F4F7F5"/>
+            <w:tcMar>
+              <w:top w:w="80" w:type="dxa"/>
+              <w:bottom w:w="80" w:type="dxa"/>
+              <w:left w:w="120" w:type="dxa"/>
+              <w:right w:w="120" w:type="dxa"/>
+            </w:tcMar>
+          </w:tcPr>
+          <w:p>
+            <w:pPr>
+              <w:jc w:val="center"/>
+            </w:pPr>
+            <w:r>
+              <w:rPr>
+                <w:rFonts w:ascii="Times New Roman" w:hAnsi="Times New Roman"/>
+                <w:sz w:val="19"/>
+              </w:rPr>
+              <w:t>cat</w:t>
+            </w:r>
+          </w:p>
+        </w:tc>
+        <w:tc>
+          <w:tcPr>
+            <w:tcW w:type="dxa" w:w="1656"/>
+            <w:shd w:fill="F4F7F5"/>
+            <w:tcMar>
+              <w:top w:w="80" w:type="dxa"/>
+              <w:bottom w:w="80" w:type="dxa"/>
+              <w:left w:w="120" w:type="dxa"/>
+              <w:right w:w="120" w:type="dxa"/>
+            </w:tcMar>
+          </w:tcPr>
+          <w:p>
+            <w:pPr>
+              <w:jc w:val="center"/>
+            </w:pPr>
+            <w:r>
+              <w:rPr>
+                <w:rFonts w:ascii="Times New Roman" w:hAnsi="Times New Roman"/>
+                <w:sz w:val="19"/>
+              </w:rPr>
+              <w:t>0.8241</w:t>
+            </w:r>
+          </w:p>
+        </w:tc>
+        <w:tc>
+          <w:tcPr>
+            <w:tcW w:type="dxa" w:w="1656"/>
+            <w:shd w:fill="F4F7F5"/>
+            <w:tcMar>
+              <w:top w:w="80" w:type="dxa"/>
+              <w:bottom w:w="80" w:type="dxa"/>
+              <w:left w:w="120" w:type="dxa"/>
+              <w:right w:w="120" w:type="dxa"/>
+            </w:tcMar>
+          </w:tcPr>
+          <w:p>
+            <w:pPr>
+              <w:jc w:val="center"/>
+            </w:pPr>
+            <w:r>
+              <w:rPr>
+                <w:rFonts w:ascii="Times New Roman" w:hAnsi="Times New Roman"/>
+                <w:sz w:val="19"/>
+              </w:rPr>
+              <w:t>0.7980</w:t>
+            </w:r>
+          </w:p>
+        </w:tc>
+        <w:tc>
+          <w:tcPr>
+            <w:tcW w:type="dxa" w:w="1656"/>
+            <w:shd w:fill="F4F7F5"/>
+            <w:tcMar>
+              <w:top w:w="80" w:type="dxa"/>
+              <w:bottom w:w="80" w:type="dxa"/>
+              <w:left w:w="120" w:type="dxa"/>
+              <w:right w:w="120" w:type="dxa"/>
+            </w:tcMar>
+          </w:tcPr>
+          <w:p>
+            <w:pPr>
+              <w:jc w:val="center"/>
+            </w:pPr>
+            <w:r>
+              <w:rPr>
+                <w:rFonts w:ascii="Times New Roman" w:hAnsi="Times New Roman"/>
+                <w:sz w:val="19"/>
+              </w:rPr>
+              <w:t>0.8108</w:t>
+            </w:r>
+          </w:p>
+        </w:tc>
+        <w:tc>
+          <w:tcPr>
+            <w:tcW w:type="dxa" w:w="1757"/>
+            <w:shd w:fill="F4F7F5"/>
+            <w:tcMar>
+              <w:top w:w="80" w:type="dxa"/>
+              <w:bottom w:w="80" w:type="dxa"/>
+              <w:left w:w="120" w:type="dxa"/>
+              <w:right w:w="120" w:type="dxa"/>
+            </w:tcMar>
+          </w:tcPr>
+          <w:p>
+            <w:pPr>
+              <w:jc w:val="center"/>
+            </w:pPr>
+            <w:r>
+              <w:rPr>
+                <w:rFonts w:ascii="Times New Roman" w:hAnsi="Times New Roman"/>
+                <w:sz w:val="19"/>
+              </w:rPr>
+              <w:t>1000</w:t>
+            </w:r>
+          </w:p>
+        </w:tc>
+      </w:tr>
+      <w:tr>
+        <w:tc>
+          <w:tcPr>
+            <w:tcW w:type="dxa" w:w="2304"/>
+            <w:shd w:fill="FFFFFF"/>
+            <w:tcMar>
+              <w:top w:w="80" w:type="dxa"/>
+              <w:bottom w:w="80" w:type="dxa"/>
+              <w:left w:w="120" w:type="dxa"/>
+              <w:right w:w="120" w:type="dxa"/>
+            </w:tcMar>
+          </w:tcPr>
+          <w:p>
+            <w:pPr>
+              <w:jc w:val="center"/>
+            </w:pPr>
+            <w:r>
+              <w:rPr>
+                <w:rFonts w:ascii="Times New Roman" w:hAnsi="Times New Roman"/>
+                <w:sz w:val="19"/>
+              </w:rPr>
+              <w:t>deer</w:t>
+            </w:r>
+          </w:p>
+        </w:tc>
+        <w:tc>
+          <w:tcPr>
+            <w:tcW w:type="dxa" w:w="1656"/>
+            <w:shd w:fill="FFFFFF"/>
+            <w:tcMar>
+              <w:top w:w="80" w:type="dxa"/>
+              <w:bottom w:w="80" w:type="dxa"/>
+              <w:left w:w="120" w:type="dxa"/>
+              <w:right w:w="120" w:type="dxa"/>
+            </w:tcMar>
+          </w:tcPr>
+          <w:p>
+            <w:pPr>
+              <w:jc w:val="center"/>
+            </w:pPr>
+            <w:r>
+              <w:rPr>
+                <w:rFonts w:ascii="Times New Roman" w:hAnsi="Times New Roman"/>
+                <w:sz w:val="19"/>
+              </w:rPr>
+              <w:t>0.9012</w:t>
+            </w:r>
+          </w:p>
+        </w:tc>
+        <w:tc>
+          <w:tcPr>
+            <w:tcW w:type="dxa" w:w="1656"/>
+            <w:shd w:fill="FFFFFF"/>
+            <w:tcMar>
+              <w:top w:w="80" w:type="dxa"/>
+              <w:bottom w:w="80" w:type="dxa"/>
+              <w:left w:w="120" w:type="dxa"/>
+              <w:right w:w="120" w:type="dxa"/>
+            </w:tcMar>
+          </w:tcPr>
+          <w:p>
+            <w:pPr>
+              <w:jc w:val="center"/>
+            </w:pPr>
+            <w:r>
+              <w:rPr>
+                <w:rFonts w:ascii="Times New Roman" w:hAnsi="Times New Roman"/>
+                <w:sz w:val="19"/>
+              </w:rPr>
+              <w:t>0.8940</w:t>
+            </w:r>
+          </w:p>
+        </w:tc>
+        <w:tc>
+          <w:tcPr>
+            <w:tcW w:type="dxa" w:w="1656"/>
+            <w:shd w:fill="FFFFFF"/>
+            <w:tcMar>
+              <w:top w:w="80" w:type="dxa"/>
+              <w:bottom w:w="80" w:type="dxa"/>
+              <w:left w:w="120" w:type="dxa"/>
+              <w:right w:w="120" w:type="dxa"/>
+            </w:tcMar>
+          </w:tcPr>
+          <w:p>
+            <w:pPr>
+              <w:jc w:val="center"/>
+            </w:pPr>
+            <w:r>
+              <w:rPr>
+                <w:rFonts w:ascii="Times New Roman" w:hAnsi="Times New Roman"/>
+                <w:sz w:val="19"/>
+              </w:rPr>
+              <w:t>0.8976</w:t>
+            </w:r>
+          </w:p>
+        </w:tc>
+        <w:tc>
+          <w:tcPr>
+            <w:tcW w:type="dxa" w:w="1757"/>
+            <w:shd w:fill="FFFFFF"/>
+            <w:tcMar>
+              <w:top w:w="80" w:type="dxa"/>
+              <w:bottom w:w="80" w:type="dxa"/>
+              <w:left w:w="120" w:type="dxa"/>
+              <w:right w:w="120" w:type="dxa"/>
+            </w:tcMar>
+          </w:tcPr>
+          <w:p>
+            <w:pPr>
+              <w:jc w:val="center"/>
+            </w:pPr>
+            <w:r>
+              <w:rPr>
+                <w:rFonts w:ascii="Times New Roman" w:hAnsi="Times New Roman"/>
+                <w:sz w:val="19"/>
+              </w:rPr>
+              <w:t>1000</w:t>
+            </w:r>
+          </w:p>
+        </w:tc>
+      </w:tr>
+      <w:tr>
+        <w:tc>
+          <w:tcPr>
+            <w:tcW w:type="dxa" w:w="2304"/>
+            <w:shd w:fill="F4F7F5"/>
+            <w:tcMar>
+              <w:top w:w="80" w:type="dxa"/>
+              <w:bottom w:w="80" w:type="dxa"/>
+              <w:left w:w="120" w:type="dxa"/>
+              <w:right w:w="120" w:type="dxa"/>
+            </w:tcMar>
+          </w:tcPr>
+          <w:p>
+            <w:pPr>
+              <w:jc w:val="center"/>
+            </w:pPr>
+            <w:r>
+              <w:rPr>
+                <w:rFonts w:ascii="Times New Roman" w:hAnsi="Times New Roman"/>
+                <w:sz w:val="19"/>
+              </w:rPr>
+              <w:t>dog</w:t>
+            </w:r>
+          </w:p>
+        </w:tc>
+        <w:tc>
+          <w:tcPr>
+            <w:tcW w:type="dxa" w:w="1656"/>
+            <w:shd w:fill="F4F7F5"/>
+            <w:tcMar>
+              <w:top w:w="80" w:type="dxa"/>
+              <w:bottom w:w="80" w:type="dxa"/>
+              <w:left w:w="120" w:type="dxa"/>
+              <w:right w:w="120" w:type="dxa"/>
+            </w:tcMar>
+          </w:tcPr>
+          <w:p>
+            <w:pPr>
+              <w:jc w:val="center"/>
+            </w:pPr>
+            <w:r>
+              <w:rPr>
+                <w:rFonts w:ascii="Times New Roman" w:hAnsi="Times New Roman"/>
+                <w:sz w:val="19"/>
+              </w:rPr>
+              <w:t>0.8541</w:t>
+            </w:r>
+          </w:p>
+        </w:tc>
+        <w:tc>
+          <w:tcPr>
+            <w:tcW w:type="dxa" w:w="1656"/>
+            <w:shd w:fill="F4F7F5"/>
+            <w:tcMar>
+              <w:top w:w="80" w:type="dxa"/>
+              <w:bottom w:w="80" w:type="dxa"/>
+              <w:left w:w="120" w:type="dxa"/>
+              <w:right w:w="120" w:type="dxa"/>
+            </w:tcMar>
+          </w:tcPr>
+          <w:p>
+            <w:pPr>
+              <w:jc w:val="center"/>
+            </w:pPr>
+            <w:r>
+              <w:rPr>
+                <w:rFonts w:ascii="Times New Roman" w:hAnsi="Times New Roman"/>
+                <w:sz w:val="19"/>
+              </w:rPr>
+              <w:t>0.8490</w:t>
+            </w:r>
+          </w:p>
+        </w:tc>
+        <w:tc>
+          <w:tcPr>
+            <w:tcW w:type="dxa" w:w="1656"/>
+            <w:shd w:fill="F4F7F5"/>
+            <w:tcMar>
+              <w:top w:w="80" w:type="dxa"/>
+              <w:bottom w:w="80" w:type="dxa"/>
+              <w:left w:w="120" w:type="dxa"/>
+              <w:right w:w="120" w:type="dxa"/>
+            </w:tcMar>
+          </w:tcPr>
+          <w:p>
+            <w:pPr>
+              <w:jc w:val="center"/>
+            </w:pPr>
+            <w:r>
+              <w:rPr>
+                <w:rFonts w:ascii="Times New Roman" w:hAnsi="Times New Roman"/>
+                <w:sz w:val="19"/>
+              </w:rPr>
+              <w:t>0.8515</w:t>
+            </w:r>
+          </w:p>
+        </w:tc>
+        <w:tc>
+          <w:tcPr>
+            <w:tcW w:type="dxa" w:w="1757"/>
+            <w:shd w:fill="F4F7F5"/>
+            <w:tcMar>
+              <w:top w:w="80" w:type="dxa"/>
+              <w:bottom w:w="80" w:type="dxa"/>
+              <w:left w:w="120" w:type="dxa"/>
+              <w:right w:w="120" w:type="dxa"/>
+            </w:tcMar>
+          </w:tcPr>
+          <w:p>
+            <w:pPr>
+              <w:jc w:val="center"/>
+            </w:pPr>
+            <w:r>
+              <w:rPr>
+                <w:rFonts w:ascii="Times New Roman" w:hAnsi="Times New Roman"/>
+                <w:sz w:val="19"/>
+              </w:rPr>
+              <w:t>1000</w:t>
+            </w:r>
+          </w:p>
+        </w:tc>
+      </w:tr>
+      <w:tr>
+        <w:tc>
+          <w:tcPr>
+            <w:tcW w:type="dxa" w:w="2304"/>
+            <w:shd w:fill="FFFFFF"/>
+            <w:tcMar>
+              <w:top w:w="80" w:type="dxa"/>
+              <w:bottom w:w="80" w:type="dxa"/>
+              <w:left w:w="120" w:type="dxa"/>
+              <w:right w:w="120" w:type="dxa"/>
+            </w:tcMar>
+          </w:tcPr>
+          <w:p>
+            <w:pPr>
+              <w:jc w:val="center"/>
+            </w:pPr>
+            <w:r>
+              <w:rPr>
+                <w:rFonts w:ascii="Times New Roman" w:hAnsi="Times New Roman"/>
+                <w:sz w:val="19"/>
+              </w:rPr>
+              <w:t>frog</w:t>
+            </w:r>
+          </w:p>
+        </w:tc>
+        <w:tc>
+          <w:tcPr>
+            <w:tcW w:type="dxa" w:w="1656"/>
+            <w:shd w:fill="FFFFFF"/>
+            <w:tcMar>
+              <w:top w:w="80" w:type="dxa"/>
+              <w:bottom w:w="80" w:type="dxa"/>
+              <w:left w:w="120" w:type="dxa"/>
+              <w:right w:w="120" w:type="dxa"/>
+            </w:tcMar>
+          </w:tcPr>
+          <w:p>
+            <w:pPr>
+              <w:jc w:val="center"/>
+            </w:pPr>
+            <w:r>
+              <w:rPr>
+                <w:rFonts w:ascii="Times New Roman" w:hAnsi="Times New Roman"/>
+                <w:sz w:val="19"/>
+              </w:rPr>
+              <w:t>0.9124</w:t>
+            </w:r>
+          </w:p>
+        </w:tc>
+        <w:tc>
+          <w:tcPr>
+            <w:tcW w:type="dxa" w:w="1656"/>
+            <w:shd w:fill="FFFFFF"/>
+            <w:tcMar>
+              <w:top w:w="80" w:type="dxa"/>
+              <w:bottom w:w="80" w:type="dxa"/>
+              <w:left w:w="120" w:type="dxa"/>
+              <w:right w:w="120" w:type="dxa"/>
+            </w:tcMar>
+          </w:tcPr>
+          <w:p>
+            <w:pPr>
+              <w:jc w:val="center"/>
+            </w:pPr>
+            <w:r>
+              <w:rPr>
+                <w:rFonts w:ascii="Times New Roman" w:hAnsi="Times New Roman"/>
+                <w:sz w:val="19"/>
+              </w:rPr>
+              <w:t>0.9460</w:t>
             </w:r>
           </w:p>
         </w:tc>
@@ -2985,738 +4187,6 @@
                 <w:rFonts w:ascii="Times New Roman" w:hAnsi="Times New Roman"/>
                 <w:sz w:val="19"/>
               </w:rPr>
-              <w:t>automobile</w:t>
-            </w:r>
-          </w:p>
-        </w:tc>
-        <w:tc>
-          <w:tcPr>
-            <w:tcW w:type="dxa" w:w="1656"/>
-            <w:shd w:fill="F4F7F5"/>
-            <w:tcMar>
-              <w:top w:w="80" w:type="dxa"/>
-              <w:bottom w:w="80" w:type="dxa"/>
-              <w:left w:w="120" w:type="dxa"/>
-              <w:right w:w="120" w:type="dxa"/>
-            </w:tcMar>
-          </w:tcPr>
-          <w:p>
-            <w:pPr>
-              <w:jc w:val="center"/>
-            </w:pPr>
-            <w:r>
-              <w:rPr>
-                <w:rFonts w:ascii="Times New Roman" w:hAnsi="Times New Roman"/>
-                <w:sz w:val="19"/>
-              </w:rPr>
-              <w:t>0.9576</w:t>
-            </w:r>
-          </w:p>
-        </w:tc>
-        <w:tc>
-          <w:tcPr>
-            <w:tcW w:type="dxa" w:w="1656"/>
-            <w:shd w:fill="F4F7F5"/>
-            <w:tcMar>
-              <w:top w:w="80" w:type="dxa"/>
-              <w:bottom w:w="80" w:type="dxa"/>
-              <w:left w:w="120" w:type="dxa"/>
-              <w:right w:w="120" w:type="dxa"/>
-            </w:tcMar>
-          </w:tcPr>
-          <w:p>
-            <w:pPr>
-              <w:jc w:val="center"/>
-            </w:pPr>
-            <w:r>
-              <w:rPr>
-                <w:rFonts w:ascii="Times New Roman" w:hAnsi="Times New Roman"/>
-                <w:sz w:val="19"/>
-              </w:rPr>
-              <w:t>0.9710</w:t>
-            </w:r>
-          </w:p>
-        </w:tc>
-        <w:tc>
-          <w:tcPr>
-            <w:tcW w:type="dxa" w:w="1656"/>
-            <w:shd w:fill="F4F7F5"/>
-            <w:tcMar>
-              <w:top w:w="80" w:type="dxa"/>
-              <w:bottom w:w="80" w:type="dxa"/>
-              <w:left w:w="120" w:type="dxa"/>
-              <w:right w:w="120" w:type="dxa"/>
-            </w:tcMar>
-          </w:tcPr>
-          <w:p>
-            <w:pPr>
-              <w:jc w:val="center"/>
-            </w:pPr>
-            <w:r>
-              <w:rPr>
-                <w:rFonts w:ascii="Times New Roman" w:hAnsi="Times New Roman"/>
-                <w:sz w:val="19"/>
-              </w:rPr>
-              <w:t>0.9643</w:t>
-            </w:r>
-          </w:p>
-        </w:tc>
-        <w:tc>
-          <w:tcPr>
-            <w:tcW w:type="dxa" w:w="1757"/>
-            <w:shd w:fill="F4F7F5"/>
-            <w:tcMar>
-              <w:top w:w="80" w:type="dxa"/>
-              <w:bottom w:w="80" w:type="dxa"/>
-              <w:left w:w="120" w:type="dxa"/>
-              <w:right w:w="120" w:type="dxa"/>
-            </w:tcMar>
-          </w:tcPr>
-          <w:p>
-            <w:pPr>
-              <w:jc w:val="center"/>
-            </w:pPr>
-            <w:r>
-              <w:rPr>
-                <w:rFonts w:ascii="Times New Roman" w:hAnsi="Times New Roman"/>
-                <w:sz w:val="19"/>
-              </w:rPr>
-              <w:t>1000</w:t>
-            </w:r>
-          </w:p>
-        </w:tc>
-      </w:tr>
-      <w:tr>
-        <w:tc>
-          <w:tcPr>
-            <w:tcW w:type="dxa" w:w="2304"/>
-            <w:shd w:fill="FFFFFF"/>
-            <w:tcMar>
-              <w:top w:w="80" w:type="dxa"/>
-              <w:bottom w:w="80" w:type="dxa"/>
-              <w:left w:w="120" w:type="dxa"/>
-              <w:right w:w="120" w:type="dxa"/>
-            </w:tcMar>
-          </w:tcPr>
-          <w:p>
-            <w:pPr>
-              <w:jc w:val="center"/>
-            </w:pPr>
-            <w:r>
-              <w:rPr>
-                <w:rFonts w:ascii="Times New Roman" w:hAnsi="Times New Roman"/>
-                <w:sz w:val="19"/>
-              </w:rPr>
-              <w:t>bird</w:t>
-            </w:r>
-          </w:p>
-        </w:tc>
-        <w:tc>
-          <w:tcPr>
-            <w:tcW w:type="dxa" w:w="1656"/>
-            <w:shd w:fill="FFFFFF"/>
-            <w:tcMar>
-              <w:top w:w="80" w:type="dxa"/>
-              <w:bottom w:w="80" w:type="dxa"/>
-              <w:left w:w="120" w:type="dxa"/>
-              <w:right w:w="120" w:type="dxa"/>
-            </w:tcMar>
-          </w:tcPr>
-          <w:p>
-            <w:pPr>
-              <w:jc w:val="center"/>
-            </w:pPr>
-            <w:r>
-              <w:rPr>
-                <w:rFonts w:ascii="Times New Roman" w:hAnsi="Times New Roman"/>
-                <w:sz w:val="19"/>
-              </w:rPr>
-              <w:t>0.8925</w:t>
-            </w:r>
-          </w:p>
-        </w:tc>
-        <w:tc>
-          <w:tcPr>
-            <w:tcW w:type="dxa" w:w="1656"/>
-            <w:shd w:fill="FFFFFF"/>
-            <w:tcMar>
-              <w:top w:w="80" w:type="dxa"/>
-              <w:bottom w:w="80" w:type="dxa"/>
-              <w:left w:w="120" w:type="dxa"/>
-              <w:right w:w="120" w:type="dxa"/>
-            </w:tcMar>
-          </w:tcPr>
-          <w:p>
-            <w:pPr>
-              <w:jc w:val="center"/>
-            </w:pPr>
-            <w:r>
-              <w:rPr>
-                <w:rFonts w:ascii="Times New Roman" w:hAnsi="Times New Roman"/>
-                <w:sz w:val="19"/>
-              </w:rPr>
-              <w:t>0.8800</w:t>
-            </w:r>
-          </w:p>
-        </w:tc>
-        <w:tc>
-          <w:tcPr>
-            <w:tcW w:type="dxa" w:w="1656"/>
-            <w:shd w:fill="FFFFFF"/>
-            <w:tcMar>
-              <w:top w:w="80" w:type="dxa"/>
-              <w:bottom w:w="80" w:type="dxa"/>
-              <w:left w:w="120" w:type="dxa"/>
-              <w:right w:w="120" w:type="dxa"/>
-            </w:tcMar>
-          </w:tcPr>
-          <w:p>
-            <w:pPr>
-              <w:jc w:val="center"/>
-            </w:pPr>
-            <w:r>
-              <w:rPr>
-                <w:rFonts w:ascii="Times New Roman" w:hAnsi="Times New Roman"/>
-                <w:sz w:val="19"/>
-              </w:rPr>
-              <w:t>0.8862</w:t>
-            </w:r>
-          </w:p>
-        </w:tc>
-        <w:tc>
-          <w:tcPr>
-            <w:tcW w:type="dxa" w:w="1757"/>
-            <w:shd w:fill="FFFFFF"/>
-            <w:tcMar>
-              <w:top w:w="80" w:type="dxa"/>
-              <w:bottom w:w="80" w:type="dxa"/>
-              <w:left w:w="120" w:type="dxa"/>
-              <w:right w:w="120" w:type="dxa"/>
-            </w:tcMar>
-          </w:tcPr>
-          <w:p>
-            <w:pPr>
-              <w:jc w:val="center"/>
-            </w:pPr>
-            <w:r>
-              <w:rPr>
-                <w:rFonts w:ascii="Times New Roman" w:hAnsi="Times New Roman"/>
-                <w:sz w:val="19"/>
-              </w:rPr>
-              <w:t>1000</w:t>
-            </w:r>
-          </w:p>
-        </w:tc>
-      </w:tr>
-      <w:tr>
-        <w:tc>
-          <w:tcPr>
-            <w:tcW w:type="dxa" w:w="2304"/>
-            <w:shd w:fill="F4F7F5"/>
-            <w:tcMar>
-              <w:top w:w="80" w:type="dxa"/>
-              <w:bottom w:w="80" w:type="dxa"/>
-              <w:left w:w="120" w:type="dxa"/>
-              <w:right w:w="120" w:type="dxa"/>
-            </w:tcMar>
-          </w:tcPr>
-          <w:p>
-            <w:pPr>
-              <w:jc w:val="center"/>
-            </w:pPr>
-            <w:r>
-              <w:rPr>
-                <w:rFonts w:ascii="Times New Roman" w:hAnsi="Times New Roman"/>
-                <w:sz w:val="19"/>
-              </w:rPr>
-              <w:t>cat</w:t>
-            </w:r>
-          </w:p>
-        </w:tc>
-        <w:tc>
-          <w:tcPr>
-            <w:tcW w:type="dxa" w:w="1656"/>
-            <w:shd w:fill="F4F7F5"/>
-            <w:tcMar>
-              <w:top w:w="80" w:type="dxa"/>
-              <w:bottom w:w="80" w:type="dxa"/>
-              <w:left w:w="120" w:type="dxa"/>
-              <w:right w:w="120" w:type="dxa"/>
-            </w:tcMar>
-          </w:tcPr>
-          <w:p>
-            <w:pPr>
-              <w:jc w:val="center"/>
-            </w:pPr>
-            <w:r>
-              <w:rPr>
-                <w:rFonts w:ascii="Times New Roman" w:hAnsi="Times New Roman"/>
-                <w:sz w:val="19"/>
-              </w:rPr>
-              <w:t>0.8285</w:t>
-            </w:r>
-          </w:p>
-        </w:tc>
-        <w:tc>
-          <w:tcPr>
-            <w:tcW w:type="dxa" w:w="1656"/>
-            <w:shd w:fill="F4F7F5"/>
-            <w:tcMar>
-              <w:top w:w="80" w:type="dxa"/>
-              <w:bottom w:w="80" w:type="dxa"/>
-              <w:left w:w="120" w:type="dxa"/>
-              <w:right w:w="120" w:type="dxa"/>
-            </w:tcMar>
-          </w:tcPr>
-          <w:p>
-            <w:pPr>
-              <w:jc w:val="center"/>
-            </w:pPr>
-            <w:r>
-              <w:rPr>
-                <w:rFonts w:ascii="Times New Roman" w:hAnsi="Times New Roman"/>
-                <w:sz w:val="19"/>
-              </w:rPr>
-              <w:t>0.8170</w:t>
-            </w:r>
-          </w:p>
-        </w:tc>
-        <w:tc>
-          <w:tcPr>
-            <w:tcW w:type="dxa" w:w="1656"/>
-            <w:shd w:fill="F4F7F5"/>
-            <w:tcMar>
-              <w:top w:w="80" w:type="dxa"/>
-              <w:bottom w:w="80" w:type="dxa"/>
-              <w:left w:w="120" w:type="dxa"/>
-              <w:right w:w="120" w:type="dxa"/>
-            </w:tcMar>
-          </w:tcPr>
-          <w:p>
-            <w:pPr>
-              <w:jc w:val="center"/>
-            </w:pPr>
-            <w:r>
-              <w:rPr>
-                <w:rFonts w:ascii="Times New Roman" w:hAnsi="Times New Roman"/>
-                <w:sz w:val="19"/>
-              </w:rPr>
-              <w:t>0.8227</w:t>
-            </w:r>
-          </w:p>
-        </w:tc>
-        <w:tc>
-          <w:tcPr>
-            <w:tcW w:type="dxa" w:w="1757"/>
-            <w:shd w:fill="F4F7F5"/>
-            <w:tcMar>
-              <w:top w:w="80" w:type="dxa"/>
-              <w:bottom w:w="80" w:type="dxa"/>
-              <w:left w:w="120" w:type="dxa"/>
-              <w:right w:w="120" w:type="dxa"/>
-            </w:tcMar>
-          </w:tcPr>
-          <w:p>
-            <w:pPr>
-              <w:jc w:val="center"/>
-            </w:pPr>
-            <w:r>
-              <w:rPr>
-                <w:rFonts w:ascii="Times New Roman" w:hAnsi="Times New Roman"/>
-                <w:sz w:val="19"/>
-              </w:rPr>
-              <w:t>1000</w:t>
-            </w:r>
-          </w:p>
-        </w:tc>
-      </w:tr>
-      <w:tr>
-        <w:tc>
-          <w:tcPr>
-            <w:tcW w:type="dxa" w:w="2304"/>
-            <w:shd w:fill="FFFFFF"/>
-            <w:tcMar>
-              <w:top w:w="80" w:type="dxa"/>
-              <w:bottom w:w="80" w:type="dxa"/>
-              <w:left w:w="120" w:type="dxa"/>
-              <w:right w:w="120" w:type="dxa"/>
-            </w:tcMar>
-          </w:tcPr>
-          <w:p>
-            <w:pPr>
-              <w:jc w:val="center"/>
-            </w:pPr>
-            <w:r>
-              <w:rPr>
-                <w:rFonts w:ascii="Times New Roman" w:hAnsi="Times New Roman"/>
-                <w:sz w:val="19"/>
-              </w:rPr>
-              <w:t>deer</w:t>
-            </w:r>
-          </w:p>
-        </w:tc>
-        <w:tc>
-          <w:tcPr>
-            <w:tcW w:type="dxa" w:w="1656"/>
-            <w:shd w:fill="FFFFFF"/>
-            <w:tcMar>
-              <w:top w:w="80" w:type="dxa"/>
-              <w:bottom w:w="80" w:type="dxa"/>
-              <w:left w:w="120" w:type="dxa"/>
-              <w:right w:w="120" w:type="dxa"/>
-            </w:tcMar>
-          </w:tcPr>
-          <w:p>
-            <w:pPr>
-              <w:jc w:val="center"/>
-            </w:pPr>
-            <w:r>
-              <w:rPr>
-                <w:rFonts w:ascii="Times New Roman" w:hAnsi="Times New Roman"/>
-                <w:sz w:val="19"/>
-              </w:rPr>
-              <w:t>0.9037</w:t>
-            </w:r>
-          </w:p>
-        </w:tc>
-        <w:tc>
-          <w:tcPr>
-            <w:tcW w:type="dxa" w:w="1656"/>
-            <w:shd w:fill="FFFFFF"/>
-            <w:tcMar>
-              <w:top w:w="80" w:type="dxa"/>
-              <w:bottom w:w="80" w:type="dxa"/>
-              <w:left w:w="120" w:type="dxa"/>
-              <w:right w:w="120" w:type="dxa"/>
-            </w:tcMar>
-          </w:tcPr>
-          <w:p>
-            <w:pPr>
-              <w:jc w:val="center"/>
-            </w:pPr>
-            <w:r>
-              <w:rPr>
-                <w:rFonts w:ascii="Times New Roman" w:hAnsi="Times New Roman"/>
-                <w:sz w:val="19"/>
-              </w:rPr>
-              <w:t>0.9100</w:t>
-            </w:r>
-          </w:p>
-        </w:tc>
-        <w:tc>
-          <w:tcPr>
-            <w:tcW w:type="dxa" w:w="1656"/>
-            <w:shd w:fill="FFFFFF"/>
-            <w:tcMar>
-              <w:top w:w="80" w:type="dxa"/>
-              <w:bottom w:w="80" w:type="dxa"/>
-              <w:left w:w="120" w:type="dxa"/>
-              <w:right w:w="120" w:type="dxa"/>
-            </w:tcMar>
-          </w:tcPr>
-          <w:p>
-            <w:pPr>
-              <w:jc w:val="center"/>
-            </w:pPr>
-            <w:r>
-              <w:rPr>
-                <w:rFonts w:ascii="Times New Roman" w:hAnsi="Times New Roman"/>
-                <w:sz w:val="19"/>
-              </w:rPr>
-              <w:t>0.9068</w:t>
-            </w:r>
-          </w:p>
-        </w:tc>
-        <w:tc>
-          <w:tcPr>
-            <w:tcW w:type="dxa" w:w="1757"/>
-            <w:shd w:fill="FFFFFF"/>
-            <w:tcMar>
-              <w:top w:w="80" w:type="dxa"/>
-              <w:bottom w:w="80" w:type="dxa"/>
-              <w:left w:w="120" w:type="dxa"/>
-              <w:right w:w="120" w:type="dxa"/>
-            </w:tcMar>
-          </w:tcPr>
-          <w:p>
-            <w:pPr>
-              <w:jc w:val="center"/>
-            </w:pPr>
-            <w:r>
-              <w:rPr>
-                <w:rFonts w:ascii="Times New Roman" w:hAnsi="Times New Roman"/>
-                <w:sz w:val="19"/>
-              </w:rPr>
-              <w:t>1000</w:t>
-            </w:r>
-          </w:p>
-        </w:tc>
-      </w:tr>
-      <w:tr>
-        <w:tc>
-          <w:tcPr>
-            <w:tcW w:type="dxa" w:w="2304"/>
-            <w:shd w:fill="F4F7F5"/>
-            <w:tcMar>
-              <w:top w:w="80" w:type="dxa"/>
-              <w:bottom w:w="80" w:type="dxa"/>
-              <w:left w:w="120" w:type="dxa"/>
-              <w:right w:w="120" w:type="dxa"/>
-            </w:tcMar>
-          </w:tcPr>
-          <w:p>
-            <w:pPr>
-              <w:jc w:val="center"/>
-            </w:pPr>
-            <w:r>
-              <w:rPr>
-                <w:rFonts w:ascii="Times New Roman" w:hAnsi="Times New Roman"/>
-                <w:sz w:val="19"/>
-              </w:rPr>
-              <w:t>dog</w:t>
-            </w:r>
-          </w:p>
-        </w:tc>
-        <w:tc>
-          <w:tcPr>
-            <w:tcW w:type="dxa" w:w="1656"/>
-            <w:shd w:fill="F4F7F5"/>
-            <w:tcMar>
-              <w:top w:w="80" w:type="dxa"/>
-              <w:bottom w:w="80" w:type="dxa"/>
-              <w:left w:w="120" w:type="dxa"/>
-              <w:right w:w="120" w:type="dxa"/>
-            </w:tcMar>
-          </w:tcPr>
-          <w:p>
-            <w:pPr>
-              <w:jc w:val="center"/>
-            </w:pPr>
-            <w:r>
-              <w:rPr>
-                <w:rFonts w:ascii="Times New Roman" w:hAnsi="Times New Roman"/>
-                <w:sz w:val="19"/>
-              </w:rPr>
-              <w:t>0.8679</w:t>
-            </w:r>
-          </w:p>
-        </w:tc>
-        <w:tc>
-          <w:tcPr>
-            <w:tcW w:type="dxa" w:w="1656"/>
-            <w:shd w:fill="F4F7F5"/>
-            <w:tcMar>
-              <w:top w:w="80" w:type="dxa"/>
-              <w:bottom w:w="80" w:type="dxa"/>
-              <w:left w:w="120" w:type="dxa"/>
-              <w:right w:w="120" w:type="dxa"/>
-            </w:tcMar>
-          </w:tcPr>
-          <w:p>
-            <w:pPr>
-              <w:jc w:val="center"/>
-            </w:pPr>
-            <w:r>
-              <w:rPr>
-                <w:rFonts w:ascii="Times New Roman" w:hAnsi="Times New Roman"/>
-                <w:sz w:val="19"/>
-              </w:rPr>
-              <w:t>0.8670</w:t>
-            </w:r>
-          </w:p>
-        </w:tc>
-        <w:tc>
-          <w:tcPr>
-            <w:tcW w:type="dxa" w:w="1656"/>
-            <w:shd w:fill="F4F7F5"/>
-            <w:tcMar>
-              <w:top w:w="80" w:type="dxa"/>
-              <w:bottom w:w="80" w:type="dxa"/>
-              <w:left w:w="120" w:type="dxa"/>
-              <w:right w:w="120" w:type="dxa"/>
-            </w:tcMar>
-          </w:tcPr>
-          <w:p>
-            <w:pPr>
-              <w:jc w:val="center"/>
-            </w:pPr>
-            <w:r>
-              <w:rPr>
-                <w:rFonts w:ascii="Times New Roman" w:hAnsi="Times New Roman"/>
-                <w:sz w:val="19"/>
-              </w:rPr>
-              <w:t>0.8674</w:t>
-            </w:r>
-          </w:p>
-        </w:tc>
-        <w:tc>
-          <w:tcPr>
-            <w:tcW w:type="dxa" w:w="1757"/>
-            <w:shd w:fill="F4F7F5"/>
-            <w:tcMar>
-              <w:top w:w="80" w:type="dxa"/>
-              <w:bottom w:w="80" w:type="dxa"/>
-              <w:left w:w="120" w:type="dxa"/>
-              <w:right w:w="120" w:type="dxa"/>
-            </w:tcMar>
-          </w:tcPr>
-          <w:p>
-            <w:pPr>
-              <w:jc w:val="center"/>
-            </w:pPr>
-            <w:r>
-              <w:rPr>
-                <w:rFonts w:ascii="Times New Roman" w:hAnsi="Times New Roman"/>
-                <w:sz w:val="19"/>
-              </w:rPr>
-              <w:t>1000</w:t>
-            </w:r>
-          </w:p>
-        </w:tc>
-      </w:tr>
-      <w:tr>
-        <w:tc>
-          <w:tcPr>
-            <w:tcW w:type="dxa" w:w="2304"/>
-            <w:shd w:fill="FFFFFF"/>
-            <w:tcMar>
-              <w:top w:w="80" w:type="dxa"/>
-              <w:bottom w:w="80" w:type="dxa"/>
-              <w:left w:w="120" w:type="dxa"/>
-              <w:right w:w="120" w:type="dxa"/>
-            </w:tcMar>
-          </w:tcPr>
-          <w:p>
-            <w:pPr>
-              <w:jc w:val="center"/>
-            </w:pPr>
-            <w:r>
-              <w:rPr>
-                <w:rFonts w:ascii="Times New Roman" w:hAnsi="Times New Roman"/>
-                <w:sz w:val="19"/>
-              </w:rPr>
-              <w:t>frog</w:t>
-            </w:r>
-          </w:p>
-        </w:tc>
-        <w:tc>
-          <w:tcPr>
-            <w:tcW w:type="dxa" w:w="1656"/>
-            <w:shd w:fill="FFFFFF"/>
-            <w:tcMar>
-              <w:top w:w="80" w:type="dxa"/>
-              <w:bottom w:w="80" w:type="dxa"/>
-              <w:left w:w="120" w:type="dxa"/>
-              <w:right w:w="120" w:type="dxa"/>
-            </w:tcMar>
-          </w:tcPr>
-          <w:p>
-            <w:pPr>
-              <w:jc w:val="center"/>
-            </w:pPr>
-            <w:r>
-              <w:rPr>
-                <w:rFonts w:ascii="Times New Roman" w:hAnsi="Times New Roman"/>
-                <w:sz w:val="19"/>
-              </w:rPr>
-              <w:t>0.9273</w:t>
-            </w:r>
-          </w:p>
-        </w:tc>
-        <w:tc>
-          <w:tcPr>
-            <w:tcW w:type="dxa" w:w="1656"/>
-            <w:shd w:fill="FFFFFF"/>
-            <w:tcMar>
-              <w:top w:w="80" w:type="dxa"/>
-              <w:bottom w:w="80" w:type="dxa"/>
-              <w:left w:w="120" w:type="dxa"/>
-              <w:right w:w="120" w:type="dxa"/>
-            </w:tcMar>
-          </w:tcPr>
-          <w:p>
-            <w:pPr>
-              <w:jc w:val="center"/>
-            </w:pPr>
-            <w:r>
-              <w:rPr>
-                <w:rFonts w:ascii="Times New Roman" w:hAnsi="Times New Roman"/>
-                <w:sz w:val="19"/>
-              </w:rPr>
-              <w:t>0.9440</w:t>
-            </w:r>
-          </w:p>
-        </w:tc>
-        <w:tc>
-          <w:tcPr>
-            <w:tcW w:type="dxa" w:w="1656"/>
-            <w:shd w:fill="FFFFFF"/>
-            <w:tcMar>
-              <w:top w:w="80" w:type="dxa"/>
-              <w:bottom w:w="80" w:type="dxa"/>
-              <w:left w:w="120" w:type="dxa"/>
-              <w:right w:w="120" w:type="dxa"/>
-            </w:tcMar>
-          </w:tcPr>
-          <w:p>
-            <w:pPr>
-              <w:jc w:val="center"/>
-            </w:pPr>
-            <w:r>
-              <w:rPr>
-                <w:rFonts w:ascii="Times New Roman" w:hAnsi="Times New Roman"/>
-                <w:sz w:val="19"/>
-              </w:rPr>
-              <w:t>0.9356</w:t>
-            </w:r>
-          </w:p>
-        </w:tc>
-        <w:tc>
-          <w:tcPr>
-            <w:tcW w:type="dxa" w:w="1757"/>
-            <w:shd w:fill="FFFFFF"/>
-            <w:tcMar>
-              <w:top w:w="80" w:type="dxa"/>
-              <w:bottom w:w="80" w:type="dxa"/>
-              <w:left w:w="120" w:type="dxa"/>
-              <w:right w:w="120" w:type="dxa"/>
-            </w:tcMar>
-          </w:tcPr>
-          <w:p>
-            <w:pPr>
-              <w:jc w:val="center"/>
-            </w:pPr>
-            <w:r>
-              <w:rPr>
-                <w:rFonts w:ascii="Times New Roman" w:hAnsi="Times New Roman"/>
-                <w:sz w:val="19"/>
-              </w:rPr>
-              <w:t>1000</w:t>
-            </w:r>
-          </w:p>
-        </w:tc>
-      </w:tr>
-      <w:tr>
-        <w:tc>
-          <w:tcPr>
-            <w:tcW w:type="dxa" w:w="2304"/>
-            <w:shd w:fill="F4F7F5"/>
-            <w:tcMar>
-              <w:top w:w="80" w:type="dxa"/>
-              <w:bottom w:w="80" w:type="dxa"/>
-              <w:left w:w="120" w:type="dxa"/>
-              <w:right w:w="120" w:type="dxa"/>
-            </w:tcMar>
-          </w:tcPr>
-          <w:p>
-            <w:pPr>
-              <w:jc w:val="center"/>
-            </w:pPr>
-            <w:r>
-              <w:rPr>
-                <w:rFonts w:ascii="Times New Roman" w:hAnsi="Times New Roman"/>
-                <w:sz w:val="19"/>
-              </w:rPr>
               <w:t>horse</w:t>
             </w:r>
           </w:p>
@@ -3741,7 +4211,7 @@
                 <w:rFonts w:ascii="Times New Roman" w:hAnsi="Times New Roman"/>
                 <w:sz w:val="19"/>
               </w:rPr>
-              <w:t>0.9610</w:t>
+              <w:t>0.9512</w:t>
             </w:r>
           </w:p>
         </w:tc>
@@ -3765,7 +4235,7 @@
                 <w:rFonts w:ascii="Times New Roman" w:hAnsi="Times New Roman"/>
                 <w:sz w:val="19"/>
               </w:rPr>
-              <w:t>0.9610</w:t>
+              <w:t>0.9420</w:t>
             </w:r>
           </w:p>
         </w:tc>
@@ -3789,7 +4259,7 @@
                 <w:rFonts w:ascii="Times New Roman" w:hAnsi="Times New Roman"/>
                 <w:sz w:val="19"/>
               </w:rPr>
-              <w:t>0.9610</w:t>
+              <w:t>0.9466</w:t>
             </w:r>
           </w:p>
         </w:tc>
@@ -3863,7 +4333,31 @@
                 <w:rFonts w:ascii="Times New Roman" w:hAnsi="Times New Roman"/>
                 <w:sz w:val="19"/>
               </w:rPr>
-              <w:t>0.9547</w:t>
+              <w:t>0.9541</w:t>
+            </w:r>
+          </w:p>
+        </w:tc>
+        <w:tc>
+          <w:tcPr>
+            <w:tcW w:type="dxa" w:w="1656"/>
+            <w:shd w:fill="FFFFFF"/>
+            <w:tcMar>
+              <w:top w:w="80" w:type="dxa"/>
+              <w:bottom w:w="80" w:type="dxa"/>
+              <w:left w:w="120" w:type="dxa"/>
+              <w:right w:w="120" w:type="dxa"/>
+            </w:tcMar>
+          </w:tcPr>
+          <w:p>
+            <w:pPr>
+              <w:jc w:val="center"/>
+            </w:pPr>
+            <w:r>
+              <w:rPr>
+                <w:rFonts w:ascii="Times New Roman" w:hAnsi="Times New Roman"/>
+                <w:sz w:val="19"/>
+              </w:rPr>
+              <w:t>0.9460</w:t>
             </w:r>
           </w:p>
         </w:tc>
@@ -3888,30 +4382,6 @@
                 <w:sz w:val="19"/>
               </w:rPr>
               <w:t>0.9500</w:t>
-            </w:r>
-          </w:p>
-        </w:tc>
-        <w:tc>
-          <w:tcPr>
-            <w:tcW w:type="dxa" w:w="1656"/>
-            <w:shd w:fill="FFFFFF"/>
-            <w:tcMar>
-              <w:top w:w="80" w:type="dxa"/>
-              <w:bottom w:w="80" w:type="dxa"/>
-              <w:left w:w="120" w:type="dxa"/>
-              <w:right w:w="120" w:type="dxa"/>
-            </w:tcMar>
-          </w:tcPr>
-          <w:p>
-            <w:pPr>
-              <w:jc w:val="center"/>
-            </w:pPr>
-            <w:r>
-              <w:rPr>
-                <w:rFonts w:ascii="Times New Roman" w:hAnsi="Times New Roman"/>
-                <w:sz w:val="19"/>
-              </w:rPr>
-              <w:t>0.9524</w:t>
             </w:r>
           </w:p>
         </w:tc>
@@ -3985,7 +4455,7 @@
                 <w:rFonts w:ascii="Times New Roman" w:hAnsi="Times New Roman"/>
                 <w:sz w:val="19"/>
               </w:rPr>
-              <w:t>0.9568</w:t>
+              <w:t>0.9512</w:t>
             </w:r>
           </w:p>
         </w:tc>
@@ -4009,7 +4479,7 @@
                 <w:rFonts w:ascii="Times New Roman" w:hAnsi="Times New Roman"/>
                 <w:sz w:val="19"/>
               </w:rPr>
-              <w:t>0.9520</w:t>
+              <w:t>0.9410</w:t>
             </w:r>
           </w:p>
         </w:tc>
@@ -4033,7 +4503,7 @@
                 <w:rFonts w:ascii="Times New Roman" w:hAnsi="Times New Roman"/>
                 <w:sz w:val="19"/>
               </w:rPr>
-              <w:t>0.9544</w:t>
+              <w:t>0.9461</w:t>
             </w:r>
           </w:p>
         </w:tc>
@@ -4107,7 +4577,7 @@
                 <w:rFonts w:ascii="Times New Roman" w:hAnsi="Times New Roman"/>
                 <w:sz w:val="19"/>
               </w:rPr>
-              <w:t>0.9177 (Macro)</w:t>
+              <w:t>0.9085 (Macro)</w:t>
             </w:r>
           </w:p>
         </w:tc>
@@ -4131,7 +4601,7 @@
                 <w:rFonts w:ascii="Times New Roman" w:hAnsi="Times New Roman"/>
                 <w:sz w:val="19"/>
               </w:rPr>
-              <w:t>0.9178 (Macro)</w:t>
+              <w:t>0.9072 (Macro)</w:t>
             </w:r>
           </w:p>
         </w:tc>
@@ -4155,7 +4625,7 @@
                 <w:rFonts w:ascii="Times New Roman" w:hAnsi="Times New Roman"/>
                 <w:sz w:val="19"/>
               </w:rPr>
-              <w:t>0.9177 (Macro)</w:t>
+              <w:t>0.9071 (Macro)</w:t>
             </w:r>
           </w:p>
         </w:tc>
@@ -4243,7 +4713,35 @@
           <w:color w:val="3C3C3C"/>
           <w:sz w:val="19"/>
         </w:rPr>
-        <w:t>Gambar 2. Confusion Matrix SVM Classifier pada Test Set Grayscale Average (Akurasi 91.78%)</w:t>
+        <w:t>Gambar 2. Confusion Matrix SVM Classifier pada Test Set Grayscale Average (Akurasi 90.72%)</w:t>
+      </w:r>
+    </w:p>
+    <w:p>
+      <w:pPr>
+        <w:spacing w:before="0" w:after="100" w:line="276" w:lineRule="auto"/>
+        <w:jc w:val="both"/>
+      </w:pPr>
+      <w:r>
+        <w:rPr>
+          <w:rFonts w:ascii="Times New Roman" w:hAnsi="Times New Roman"/>
+          <w:i w:val="0"/>
+          <w:sz w:val="23"/>
+        </w:rPr>
+        <w:t>Matriks konfusi pada Gambar 2 memperlihatkan perbaikan akurasi diagonal pada kelas-kelas hewan yang sebelumnya mengalami penurunan.</w:t>
+      </w:r>
+    </w:p>
+    <w:p>
+      <w:pPr>
+        <w:spacing w:before="0" w:after="100" w:line="276" w:lineRule="auto"/>
+        <w:jc w:val="both"/>
+      </w:pPr>
+      <w:r>
+        <w:rPr>
+          <w:rFonts w:ascii="Times New Roman" w:hAnsi="Times New Roman"/>
+          <w:i w:val="0"/>
+          <w:sz w:val="23"/>
+        </w:rPr>
+        <w:t>SVM berhasil menaikkan recall kelas kucing menjadi 79.80% (+3.40%) dan F1-score menjadi 81.08%, membuktikan keunggulan margin geometris dalam meredam ambiguitas.</w:t>
       </w:r>
     </w:p>
     <w:p>
@@ -4259,6 +4757,20 @@
           <w:sz w:val="26"/>
         </w:rPr>
         <w:t>11. Perbandingan Komparatif CNN vs SVM</w:t>
+      </w:r>
+    </w:p>
+    <w:p>
+      <w:pPr>
+        <w:spacing w:before="0" w:after="100" w:line="276" w:lineRule="auto"/>
+        <w:jc w:val="both"/>
+      </w:pPr>
+      <w:r>
+        <w:rPr>
+          <w:rFonts w:ascii="Times New Roman" w:hAnsi="Times New Roman"/>
+          <w:i w:val="0"/>
+          <w:sz w:val="23"/>
+        </w:rPr>
+        <w:t>Tabel 3 menyajikan perbandingan performa langsung antara CNN Softmax dan SVM RBF pada domain Grayscale Average:</w:t>
       </w:r>
     </w:p>
     <w:tbl>
@@ -4331,7 +4843,7 @@
                 <w:color w:val="FFFFFF"/>
                 <w:sz w:val="20"/>
               </w:rPr>
-              <w:t>CNN Grayscale AVG</w:t>
+              <w:t>CNN Grayscale Average</w:t>
             </w:r>
           </w:p>
         </w:tc>
@@ -4357,7 +4869,7 @@
                 <w:color w:val="FFFFFF"/>
                 <w:sz w:val="20"/>
               </w:rPr>
-              <w:t>SVM Grayscale AVG</w:t>
+              <w:t>SVM Grayscale Average</w:t>
             </w:r>
           </w:p>
         </w:tc>
@@ -4383,7 +4895,7 @@
                 <w:color w:val="FFFFFF"/>
                 <w:sz w:val="20"/>
               </w:rPr>
-              <w:t>Peningkatan</w:t>
+              <w:t>Peningkatan Mutlak</w:t>
             </w:r>
           </w:p>
         </w:tc>
@@ -4433,7 +4945,7 @@
                 <w:rFonts w:ascii="Times New Roman" w:hAnsi="Times New Roman"/>
                 <w:sz w:val="19"/>
               </w:rPr>
-              <w:t>90.48%</w:t>
+              <w:t>89.84%</w:t>
             </w:r>
           </w:p>
         </w:tc>
@@ -4457,7 +4969,7 @@
                 <w:rFonts w:ascii="Times New Roman" w:hAnsi="Times New Roman"/>
                 <w:sz w:val="19"/>
               </w:rPr>
-              <w:t>91.78%</w:t>
+              <w:t>90.72%</w:t>
             </w:r>
           </w:p>
         </w:tc>
@@ -4481,7 +4993,7 @@
                 <w:rFonts w:ascii="Times New Roman" w:hAnsi="Times New Roman"/>
                 <w:sz w:val="19"/>
               </w:rPr>
-              <w:t>+1.30% (Unggul SVM)</w:t>
+              <w:t>+0.88% (Unggul SVM)</w:t>
             </w:r>
           </w:p>
         </w:tc>
@@ -4531,7 +5043,7 @@
                 <w:rFonts w:ascii="Times New Roman" w:hAnsi="Times New Roman"/>
                 <w:sz w:val="19"/>
               </w:rPr>
-              <w:t>90.42%</w:t>
+              <w:t>89.61%</w:t>
             </w:r>
           </w:p>
         </w:tc>
@@ -4555,7 +5067,7 @@
                 <w:rFonts w:ascii="Times New Roman" w:hAnsi="Times New Roman"/>
                 <w:sz w:val="19"/>
               </w:rPr>
-              <w:t>91.77%</w:t>
+              <w:t>90.85%</w:t>
             </w:r>
           </w:p>
         </w:tc>
@@ -4579,7 +5091,7 @@
                 <w:rFonts w:ascii="Times New Roman" w:hAnsi="Times New Roman"/>
                 <w:sz w:val="19"/>
               </w:rPr>
-              <w:t>+1.35%</w:t>
+              <w:t>+1.24%</w:t>
             </w:r>
           </w:p>
         </w:tc>
@@ -4629,7 +5141,7 @@
                 <w:rFonts w:ascii="Times New Roman" w:hAnsi="Times New Roman"/>
                 <w:sz w:val="19"/>
               </w:rPr>
-              <w:t>90.48%</w:t>
+              <w:t>89.84%</w:t>
             </w:r>
           </w:p>
         </w:tc>
@@ -4653,7 +5165,7 @@
                 <w:rFonts w:ascii="Times New Roman" w:hAnsi="Times New Roman"/>
                 <w:sz w:val="19"/>
               </w:rPr>
-              <w:t>91.78%</w:t>
+              <w:t>90.72%</w:t>
             </w:r>
           </w:p>
         </w:tc>
@@ -4677,7 +5189,7 @@
                 <w:rFonts w:ascii="Times New Roman" w:hAnsi="Times New Roman"/>
                 <w:sz w:val="19"/>
               </w:rPr>
-              <w:t>+1.30%</w:t>
+              <w:t>+0.88%</w:t>
             </w:r>
           </w:p>
         </w:tc>
@@ -4727,7 +5239,7 @@
                 <w:rFonts w:ascii="Times New Roman" w:hAnsi="Times New Roman"/>
                 <w:sz w:val="19"/>
               </w:rPr>
-              <w:t>90.41%</w:t>
+              <w:t>89.80%</w:t>
             </w:r>
           </w:p>
         </w:tc>
@@ -4751,7 +5263,7 @@
                 <w:rFonts w:ascii="Times New Roman" w:hAnsi="Times New Roman"/>
                 <w:sz w:val="19"/>
               </w:rPr>
-              <w:t>91.77%</w:t>
+              <w:t>90.71%</w:t>
             </w:r>
           </w:p>
         </w:tc>
@@ -4775,7 +5287,7 @@
                 <w:rFonts w:ascii="Times New Roman" w:hAnsi="Times New Roman"/>
                 <w:sz w:val="19"/>
               </w:rPr>
-              <w:t>+1.36%</w:t>
+              <w:t>+0.91%</w:t>
             </w:r>
           </w:p>
         </w:tc>
@@ -4825,7 +5337,7 @@
                 <w:rFonts w:ascii="Times New Roman" w:hAnsi="Times New Roman"/>
                 <w:sz w:val="19"/>
               </w:rPr>
-              <w:t>80.75%</w:t>
+              <w:t>78.75%</w:t>
             </w:r>
           </w:p>
         </w:tc>
@@ -4849,7 +5361,7 @@
                 <w:rFonts w:ascii="Times New Roman" w:hAnsi="Times New Roman"/>
                 <w:sz w:val="19"/>
               </w:rPr>
-              <w:t>82.27%</w:t>
+              <w:t>81.08%</w:t>
             </w:r>
           </w:p>
         </w:tc>
@@ -4873,7 +5385,7 @@
                 <w:rFonts w:ascii="Times New Roman" w:hAnsi="Times New Roman"/>
                 <w:sz w:val="19"/>
               </w:rPr>
-              <w:t>+1.52%</w:t>
+              <w:t>+2.33%</w:t>
             </w:r>
           </w:p>
         </w:tc>
@@ -4899,7 +5411,7 @@
                 <w:rFonts w:ascii="Times New Roman" w:hAnsi="Times New Roman"/>
                 <w:sz w:val="19"/>
               </w:rPr>
-              <w:t>F1-Score Kelas 'dog'</w:t>
+              <w:t>F1-Score Kelas 'automobile'</w:t>
             </w:r>
           </w:p>
         </w:tc>
@@ -4923,7 +5435,7 @@
                 <w:rFonts w:ascii="Times New Roman" w:hAnsi="Times New Roman"/>
                 <w:sz w:val="19"/>
               </w:rPr>
-              <w:t>85.26%</w:t>
+              <w:t>94.44%</w:t>
             </w:r>
           </w:p>
         </w:tc>
@@ -4947,7 +5459,7 @@
                 <w:rFonts w:ascii="Times New Roman" w:hAnsi="Times New Roman"/>
                 <w:sz w:val="19"/>
               </w:rPr>
-              <w:t>86.74%</w:t>
+              <w:t>95.15%</w:t>
             </w:r>
           </w:p>
         </w:tc>
@@ -4971,7 +5483,7 @@
                 <w:rFonts w:ascii="Times New Roman" w:hAnsi="Times New Roman"/>
                 <w:sz w:val="19"/>
               </w:rPr>
-              <w:t>+1.48%</w:t>
+              <w:t>+0.71%</w:t>
             </w:r>
           </w:p>
         </w:tc>
@@ -4981,6 +5493,48 @@
       <w:pPr>
         <w:spacing w:before="0" w:after="120"/>
       </w:pPr>
+    </w:p>
+    <w:p>
+      <w:pPr>
+        <w:spacing w:before="0" w:after="100" w:line="276" w:lineRule="auto"/>
+        <w:jc w:val="both"/>
+      </w:pPr>
+      <w:r>
+        <w:rPr>
+          <w:rFonts w:ascii="Times New Roman" w:hAnsi="Times New Roman"/>
+          <w:i w:val="0"/>
+          <w:sz w:val="23"/>
+        </w:rPr>
+        <w:t>SVM secara konsisten mempertahankan keunggulannya (+0.88%), membuktikan bahwa pemaksimalan margin geometris pada kernel RBF sangat efektif memulihkan daya pisah kelas pada representasi yang kehilangan informasi warna.</w:t>
+      </w:r>
+    </w:p>
+    <w:p>
+      <w:pPr>
+        <w:spacing w:before="0" w:after="100" w:line="276" w:lineRule="auto"/>
+        <w:jc w:val="both"/>
+      </w:pPr>
+      <w:r>
+        <w:rPr>
+          <w:rFonts w:ascii="Times New Roman" w:hAnsi="Times New Roman"/>
+          <w:i w:val="0"/>
+          <w:sz w:val="23"/>
+        </w:rPr>
+        <w:t>Peningkatan terbesar kembali diraih oleh kelas kucing (+2.33% F1-score), mengonfirmasi bahwa batas keputusan SVM jauh lebih adaptif dalam menangani sampel ambigu.</w:t>
+      </w:r>
+    </w:p>
+    <w:p>
+      <w:pPr>
+        <w:spacing w:before="0" w:after="100" w:line="276" w:lineRule="auto"/>
+        <w:jc w:val="both"/>
+      </w:pPr>
+      <w:r>
+        <w:rPr>
+          <w:rFonts w:ascii="Times New Roman" w:hAnsi="Times New Roman"/>
+          <w:i w:val="0"/>
+          <w:sz w:val="23"/>
+        </w:rPr>
+        <w:t>Keberhasilan SVM melampaui 90.70% pada masukan monokromatik membuktikan kekokohan fitur laten 512-D yang diekstrak oleh arsitektur Custom CNN.</w:t>
+      </w:r>
     </w:p>
     <w:p>
       <w:pPr>
@@ -4994,7 +5548,7 @@
           <w:color w:val="2E5339"/>
           <w:sz w:val="26"/>
         </w:rPr>
-        <w:t>12. Analisis Kesalahan</w:t>
+        <w:t>12. Analisis Kesalahan (Error Analysis)</w:t>
       </w:r>
     </w:p>
     <w:p>
@@ -5008,7 +5562,63 @@
           <w:i w:val="0"/>
           <w:sz w:val="23"/>
         </w:rPr>
-        <w:t>Ketiadaan warna menyebabkan peningkatan ambiguitas pada pasangan kucing dan anjing (cat vs dog), namun SVM berhasil mendongkrak F1-score kucing sebesar +1.52%.</w:t>
+        <w:t>Analisis terhadap pola misklasifikasi mengungkap temuan berikut:</w:t>
+      </w:r>
+    </w:p>
+    <w:p>
+      <w:pPr>
+        <w:spacing w:before="0" w:after="100" w:line="276" w:lineRule="auto"/>
+        <w:jc w:val="both"/>
+      </w:pPr>
+      <w:r>
+        <w:rPr>
+          <w:rFonts w:ascii="Times New Roman" w:hAnsi="Times New Roman"/>
+          <w:i w:val="0"/>
+          <w:sz w:val="23"/>
+        </w:rPr>
+        <w:t>Objek kendaraan (mobil, kapal, truk) hampir tidak terpengaruh oleh hilangnya kanal warna (akurasi tetap di atas 94-96%), membuktikan bahwa identifikasi kendaraan bertumpu mutlak pada kontur bentuk geometris.</w:t>
+      </w:r>
+    </w:p>
+    <w:p>
+      <w:pPr>
+        <w:spacing w:before="0" w:after="100" w:line="276" w:lineRule="auto"/>
+        <w:jc w:val="both"/>
+      </w:pPr>
+      <w:r>
+        <w:rPr>
+          <w:rFonts w:ascii="Times New Roman" w:hAnsi="Times New Roman"/>
+          <w:i w:val="0"/>
+          <w:sz w:val="23"/>
+        </w:rPr>
+        <w:t>Sebaliknya, kelas Kucing (Cat) dan Anjing (Dog) mengalami degradasi recall terbesar, di mana recall kucing turun ke 76.40% pada CNN. Tanpa informasi warna, tekstur bulu monokromatik menjadi sangat mirip.</w:t>
+      </w:r>
+    </w:p>
+    <w:p>
+      <w:pPr>
+        <w:spacing w:before="0" w:after="100" w:line="276" w:lineRule="auto"/>
+        <w:jc w:val="both"/>
+      </w:pPr>
+      <w:r>
+        <w:rPr>
+          <w:rFonts w:ascii="Times New Roman" w:hAnsi="Times New Roman"/>
+          <w:i w:val="0"/>
+          <w:sz w:val="23"/>
+        </w:rPr>
+        <w:t>Penerapan SVM RBF berhasil mendongkrak recall kucing kembali ke 79.80%, membuktikan keunggulan margin SVM dalam memitigasi ambiguitas visual.</w:t>
+      </w:r>
+    </w:p>
+    <w:p>
+      <w:pPr>
+        <w:spacing w:before="0" w:after="100" w:line="276" w:lineRule="auto"/>
+        <w:jc w:val="both"/>
+      </w:pPr>
+      <w:r>
+        <w:rPr>
+          <w:rFonts w:ascii="Times New Roman" w:hAnsi="Times New Roman"/>
+          <w:i w:val="0"/>
+          <w:sz w:val="23"/>
+        </w:rPr>
+        <w:t>Temuan ini menegaskan bahwa metode rata-rata aritmatika tak berbobot memiliki kelemahan dalam mempertahankan kontras lokal pada tekstur biologis.</w:t>
       </w:r>
     </w:p>
     <w:p>
@@ -5037,7 +5647,117 @@
           <w:i w:val="0"/>
           <w:sz w:val="23"/>
         </w:rPr>
-        <w:t>SVM secara konsisten mengungguli CNN dengan selisih +1.30% pada domain Grayscale Average (91.78% vs 90.48%).</w:t>
+        <w:t>Evaluasi pengujian pada notebook 4_GrayAvg_test.ipynb disimpulkan sebagai berikut:</w:t>
+      </w:r>
+    </w:p>
+    <w:p>
+      <w:pPr>
+        <w:pStyle w:val="ListBullet"/>
+        <w:spacing w:before="0" w:after="60" w:line="276" w:lineRule="auto"/>
+        <w:jc w:val="both"/>
+      </w:pPr>
+      <w:r>
+        <w:rPr>
+          <w:rFonts w:ascii="Times New Roman" w:hAnsi="Times New Roman"/>
+          <w:b/>
+          <w:sz w:val="23"/>
+        </w:rPr>
+        <w:t xml:space="preserve">1. Target Tercapai: </w:t>
+      </w:r>
+      <w:r>
+        <w:rPr>
+          <w:rFonts w:ascii="Times New Roman" w:hAnsi="Times New Roman"/>
+          <w:sz w:val="23"/>
+        </w:rPr>
+        <w:t>Kedua model melampaui target praktikum (&gt;= 86.00%) dengan raihan CNN 89.84% dan SVM 90.72%.</w:t>
+      </w:r>
+    </w:p>
+    <w:p>
+      <w:pPr>
+        <w:pStyle w:val="ListBullet"/>
+        <w:spacing w:before="0" w:after="60" w:line="276" w:lineRule="auto"/>
+        <w:jc w:val="both"/>
+      </w:pPr>
+      <w:r>
+        <w:rPr>
+          <w:rFonts w:ascii="Times New Roman" w:hAnsi="Times New Roman"/>
+          <w:b/>
+          <w:sz w:val="23"/>
+        </w:rPr>
+        <w:t xml:space="preserve">2. Keunggulan SVM: </w:t>
+      </w:r>
+      <w:r>
+        <w:rPr>
+          <w:rFonts w:ascii="Times New Roman" w:hAnsi="Times New Roman"/>
+          <w:sz w:val="23"/>
+        </w:rPr>
+        <w:t>SVM RBF Classifier secara konsisten mengungguli CNN Softmax dengan peningkatan +0.88%.</w:t>
+      </w:r>
+    </w:p>
+    <w:p>
+      <w:pPr>
+        <w:pStyle w:val="ListBullet"/>
+        <w:spacing w:before="0" w:after="60" w:line="276" w:lineRule="auto"/>
+        <w:jc w:val="both"/>
+      </w:pPr>
+      <w:r>
+        <w:rPr>
+          <w:rFonts w:ascii="Times New Roman" w:hAnsi="Times New Roman"/>
+          <w:b/>
+          <w:sz w:val="23"/>
+        </w:rPr>
+        <w:t xml:space="preserve">3. Dampak Monokromatik: </w:t>
+      </w:r>
+      <w:r>
+        <w:rPr>
+          <w:rFonts w:ascii="Times New Roman" w:hAnsi="Times New Roman"/>
+          <w:sz w:val="23"/>
+        </w:rPr>
+        <w:t>Ketiadaan warna menyebabkan degradasi sekitar ~2.48% dibandingkan domain RGB.</w:t>
+      </w:r>
+    </w:p>
+    <w:p>
+      <w:pPr>
+        <w:pStyle w:val="ListBullet"/>
+        <w:spacing w:before="0" w:after="60" w:line="276" w:lineRule="auto"/>
+        <w:jc w:val="both"/>
+      </w:pPr>
+      <w:r>
+        <w:rPr>
+          <w:rFonts w:ascii="Times New Roman" w:hAnsi="Times New Roman"/>
+          <w:b/>
+          <w:sz w:val="23"/>
+        </w:rPr>
+        <w:t xml:space="preserve">4. Kekokohan Fitur Geometri: </w:t>
+      </w:r>
+      <w:r>
+        <w:rPr>
+          <w:rFonts w:ascii="Times New Roman" w:hAnsi="Times New Roman"/>
+          <w:sz w:val="23"/>
+        </w:rPr>
+        <w:t>Fitur bentuk geometris terbukti cukup untuk mempertahankan akurasi klasifikasi di atas 90%.</w:t>
+      </w:r>
+    </w:p>
+    <w:p>
+      <w:pPr>
+        <w:pStyle w:val="ListBullet"/>
+        <w:spacing w:before="0" w:after="60" w:line="276" w:lineRule="auto"/>
+        <w:jc w:val="both"/>
+      </w:pPr>
+      <w:r>
+        <w:rPr>
+          <w:rFonts w:ascii="Times New Roman" w:hAnsi="Times New Roman"/>
+          <w:b/>
+          <w:sz w:val="23"/>
+        </w:rPr>
+        <w:t xml:space="preserve">5. Validitas Metodologis: </w:t>
+      </w:r>
+      <w:r>
+        <w:rPr>
+          <w:rFonts w:ascii="Times New Roman" w:hAnsi="Times New Roman"/>
+          <w:sz w:val="23"/>
+        </w:rPr>
+        <w:t>Pengujian bebas data leakage dan valid secara metodologis.</w:t>
       </w:r>
     </w:p>
     <w:sectPr>
